--- a/Buch Bayrische Nächte/Buch 7.docx
+++ b/Buch Bayrische Nächte/Buch 7.docx
@@ -4,6 +4,75 @@
   <w:body>
     <w:p>
       <w:r>
+        <w:t xml:space="preserve">Intro: </w:t>
+      </w:r>
+    </w:p>
+    <w:p>
+      <w:r>
+        <w:t>Kapitel 1</w:t>
+      </w:r>
+    </w:p>
+    <w:p>
+      <w:r>
+        <w:t>Aus der Sicht von Maximilian, als er</w:t>
+      </w:r>
+      <w:r>
+        <w:t xml:space="preserve"> und Janette</w:t>
+      </w:r>
+      <w:r>
+        <w:t xml:space="preserve"> sich vor dem Teufel versteck</w:t>
+      </w:r>
+      <w:r>
+        <w:t>en</w:t>
+      </w:r>
+      <w:r>
+        <w:t xml:space="preserve"> und die Leichen der drei Helden sieht. Er entschiedet sich seinen Plan B zu nutzen und die Zeitschleife weiter zu gehen, obwohl der Teufel dadurch vielleicht mächtiger wird. Der Teufel verspottet ihn derweil und, Janette an der Seite von ihm drücken zusammen den Schalter. </w:t>
+      </w:r>
+      <w:r>
+        <w:t>Die beiden enden in der Hölle, wo der Teufel sie begrüßt. Er hat sonst keinen Grund hier her zu kommen, aber jetzt hat er zwei. Er beginnt die beiden persönlich zu Foltern. Man sieht als letztes im Kapitel, wie die beiden sich gegenseitig die Hand halten.</w:t>
+      </w:r>
+    </w:p>
+    <w:p/>
+    <w:p>
+      <w:r>
+        <w:t>Wir erleben, wie die Helden als Seelen heilen und erfahren mehr über die Welt dahinter. Auch was vor langer Zeit mit den Seelenbändigern geschah, da die Schäferin ihnen nun alles von Angesicht zu Angesicht erzählen kann.</w:t>
+      </w:r>
+    </w:p>
+    <w:p>
+      <w:r>
+        <w:t>Ein Kapitel, wie Janette und Maximilian in der Hölle leiden und mehr über den Teufel erfahren.</w:t>
+      </w:r>
+    </w:p>
+    <w:p>
+      <w:r>
+        <w:t>Die Uhr bringt uns einige Tage bevor der Schicksalsnacht mit dem Grafen. Die Helden sind noch nicht bereit, aber Janette und Maximilian</w:t>
+      </w:r>
+      <w:r>
+        <w:t xml:space="preserve"> versuchen schlimmeres zu verhindern. Doch bringt der Teufel hier die Helden um, in dem er auch im Chalet eingeladen ist. Die Helden sterben und Janette und Maximilian sind verzweifelt.</w:t>
+      </w:r>
+    </w:p>
+    <w:p>
+      <w:r>
+        <w:t>Anna wird hier wieder von den Wardens befreit, doch hat sie die Wolfseele nicht in sich. Die Wardens bereiten sich vor, gegen der Werwolf Grafen etc. zu kämpfen.</w:t>
+      </w:r>
+    </w:p>
+    <w:p>
+      <w:r>
+        <w:t>Die Seelen der Helden kommen auf die Erde zurück und müssen das Leid anschauen, welches entstanden ist. Ihre Familien trauern und sie suchen nach jemanden, der ihnen helfen kann. Sie finden Janette und Maximilian und können in einen Körper zurückkehren, aber noch nicht ihre eigenen.</w:t>
+      </w:r>
+    </w:p>
+    <w:p>
+      <w:r>
+        <w:t>Die Helden werden stärker und stärker, während die Wardens gegen den Kult und Anhänger der Werwölfe kämpfen. Der Teufel versucht ständig den Grafen zur extremen Wut zu bringen, scheitert aber. Er muss doch an Anna ran und den Grafen töten. Am besten alles in einem, damit Anna ihrer Wut freien Lauf lässt.</w:t>
+      </w:r>
+    </w:p>
+    <w:p>
+      <w:r>
+        <w:t>Die Wardens werden bei den Kämpfen aufgerieben, bevor die Helden wieder ihre Körper erstellen können. Dabei wird Anna gefangen genommen, aber die Helden wissen von den Überlebenden, wo sie Anna und den Teufel finden können.</w:t>
+      </w:r>
+    </w:p>
+    <w:p>
+      <w:r>
         <w:t>Der Teufel wird mit H</w:t>
       </w:r>
       <w:r>
@@ -13,12 +82,25 @@
     <w:p>
       <w:pPr>
         <w:pStyle w:val="berschrift2"/>
+        <w:rPr>
+          <w:lang w:val="en-US"/>
+        </w:rPr>
       </w:pPr>
       <w:r>
+        <w:rPr>
+          <w:lang w:val="en-US"/>
+        </w:rPr>
+        <w:lastRenderedPageBreak/>
         <w:t>Epilog</w:t>
       </w:r>
     </w:p>
-    <w:p/>
+    <w:p>
+      <w:pPr>
+        <w:rPr>
+          <w:lang w:val="en-US"/>
+        </w:rPr>
+      </w:pPr>
+    </w:p>
     <w:p>
       <w:pPr>
         <w:rPr>
@@ -437,7 +519,7 @@
           <w:lang w:val="en-US" w:eastAsia="zh-CN" w:bidi="hi-IN"/>
           <w14:ligatures w14:val="none"/>
         </w:rPr>
-        <w:t xml:space="preserve"> so sure about it? The erratic chaos they had produced could lead to anything, the cycle was no more and it was sure to be more like waves crashing into cliffs over and over again. The same motion, </w:t>
+        <w:t xml:space="preserve"> so sure about it? The erratic chaos they had produced could lead to anything, the cycle was no more and it was sure to be more like waves crashing into cliffs over and over again. The same motion, the same origination of force, but a different outcome each time. Nobody could assure them their souls would stay together forever, not to be apart even in their afterlife. They wear born on the same day, the same hour, the same minute even. In the same village, in the same house, just a room apart. Ment for each other, even if they only could acknowledge that over thirty </w:t>
       </w:r>
       <w:r>
         <w:rPr>
@@ -447,7 +529,7 @@
           <w14:ligatures w14:val="none"/>
         </w:rPr>
         <w:lastRenderedPageBreak/>
-        <w:t xml:space="preserve">the same origination of force, but a different outcome each time. Nobody could assure them their souls would stay together forever, not to be apart even in their afterlife. They wear born on the same day, the same hour, the same minute even. In the same village, in the same house, just a room apart. Ment for each other, even if they only could acknowledge that over thirty years later. </w:t>
+        <w:t xml:space="preserve">years later. </w:t>
       </w:r>
       <w:r>
         <w:rPr>
@@ -756,7 +838,16 @@
           <w:lang w:val="en-US" w:eastAsia="zh-CN" w:bidi="hi-IN"/>
           <w14:ligatures w14:val="none"/>
         </w:rPr>
-        <w:t xml:space="preserve"> old protestant </w:t>
+        <w:t xml:space="preserve"> old protestant church and its small doctors house beside it. Their parents were in there around this time, their mothers laboring to give birth to them. They would not interfere here, would not try to change anything if that even was possible. A ripple now could produce a storm that they would not want to start. They stopped before the doors of the house briefly,</w:t>
+      </w:r>
+      <w:r>
+        <w:rPr>
+          <w:rFonts w:ascii="Calibri" w:eastAsia="Calibri" w:hAnsi="Calibri" w:cs="Calibri"/>
+          <w:color w:val="000000"/>
+          <w:lang w:val="en-US" w:eastAsia="zh-CN" w:bidi="hi-IN"/>
+          <w14:ligatures w14:val="none"/>
+        </w:rPr>
+        <w:t xml:space="preserve"> standing in awe and </w:t>
       </w:r>
       <w:r>
         <w:rPr>
@@ -766,16 +857,7 @@
           <w14:ligatures w14:val="none"/>
         </w:rPr>
         <w:lastRenderedPageBreak/>
-        <w:t>church and its small doctors house beside it. Their parents were in there around this time, their mothers laboring to give birth to them. They would not interfere here, would not try to change anything if that even was possible. A ripple now could produce a storm that they would not want to start. They stopped before the doors of the house briefly,</w:t>
-      </w:r>
-      <w:r>
-        <w:rPr>
-          <w:rFonts w:ascii="Calibri" w:eastAsia="Calibri" w:hAnsi="Calibri" w:cs="Calibri"/>
-          <w:color w:val="000000"/>
-          <w:lang w:val="en-US" w:eastAsia="zh-CN" w:bidi="hi-IN"/>
-          <w14:ligatures w14:val="none"/>
-        </w:rPr>
-        <w:t xml:space="preserve"> standing in awe and reverence.</w:t>
+        <w:t>reverence.</w:t>
       </w:r>
       <w:r>
         <w:rPr>
@@ -1141,7 +1223,61 @@
           <w:lang w:val="en-US" w:eastAsia="zh-CN" w:bidi="hi-IN"/>
           <w14:ligatures w14:val="none"/>
         </w:rPr>
-        <w:t xml:space="preserve">meters away in the pond two bodies were floating, one in brown leather, the other </w:t>
+        <w:t xml:space="preserve">meters away in the pond two bodies were floating, one in brown leather, the other in a red dress. A family of ducks was swimming past them, not disturbing their strange peace, as they slowly turned, fingers still clutched together in a cold embrace, never letting go. All of </w:t>
+      </w:r>
+      <w:r>
+        <w:rPr>
+          <w:rFonts w:ascii="Calibri" w:eastAsia="Calibri" w:hAnsi="Calibri" w:cs="Calibri"/>
+          <w:color w:val="000000"/>
+          <w:lang w:val="en-US" w:eastAsia="zh-CN" w:bidi="hi-IN"/>
+          <w14:ligatures w14:val="none"/>
+        </w:rPr>
+        <w:t>these strange occurrences</w:t>
+      </w:r>
+      <w:r>
+        <w:rPr>
+          <w:rFonts w:ascii="Calibri" w:eastAsia="Calibri" w:hAnsi="Calibri" w:cs="Calibri"/>
+          <w:color w:val="000000"/>
+          <w:lang w:val="en-US" w:eastAsia="zh-CN" w:bidi="hi-IN"/>
+          <w14:ligatures w14:val="none"/>
+        </w:rPr>
+        <w:t xml:space="preserve"> would later be talked about in the newspaper and the regular’s tables in the village, people wondering</w:t>
+      </w:r>
+      <w:r>
+        <w:rPr>
+          <w:rFonts w:ascii="Calibri" w:eastAsia="Calibri" w:hAnsi="Calibri" w:cs="Calibri"/>
+          <w:color w:val="000000"/>
+          <w:lang w:val="en-US" w:eastAsia="zh-CN" w:bidi="hi-IN"/>
+          <w14:ligatures w14:val="none"/>
+        </w:rPr>
+        <w:t xml:space="preserve"> and pondering</w:t>
+      </w:r>
+      <w:r>
+        <w:rPr>
+          <w:rFonts w:ascii="Calibri" w:eastAsia="Calibri" w:hAnsi="Calibri" w:cs="Calibri"/>
+          <w:color w:val="000000"/>
+          <w:lang w:val="en-US" w:eastAsia="zh-CN" w:bidi="hi-IN"/>
+          <w14:ligatures w14:val="none"/>
+        </w:rPr>
+        <w:t xml:space="preserve"> over </w:t>
+      </w:r>
+      <w:r>
+        <w:rPr>
+          <w:rFonts w:ascii="Calibri" w:eastAsia="Calibri" w:hAnsi="Calibri" w:cs="Calibri"/>
+          <w:color w:val="000000"/>
+          <w:lang w:val="en-US" w:eastAsia="zh-CN" w:bidi="hi-IN"/>
+          <w14:ligatures w14:val="none"/>
+        </w:rPr>
+        <w:t>all</w:t>
+      </w:r>
+      <w:r>
+        <w:rPr>
+          <w:rFonts w:ascii="Calibri" w:eastAsia="Calibri" w:hAnsi="Calibri" w:cs="Calibri"/>
+          <w:color w:val="000000"/>
+          <w:lang w:val="en-US" w:eastAsia="zh-CN" w:bidi="hi-IN"/>
+          <w14:ligatures w14:val="none"/>
+        </w:rPr>
+        <w:t xml:space="preserve"> those life defining events </w:t>
       </w:r>
       <w:r>
         <w:rPr>
@@ -1151,61 +1287,7 @@
           <w14:ligatures w14:val="none"/>
         </w:rPr>
         <w:lastRenderedPageBreak/>
-        <w:t xml:space="preserve">in a red dress. A family of ducks was swimming past them, not disturbing their strange peace, as they slowly turned, fingers still clutched together in a cold embrace, never letting go. All of </w:t>
-      </w:r>
-      <w:r>
-        <w:rPr>
-          <w:rFonts w:ascii="Calibri" w:eastAsia="Calibri" w:hAnsi="Calibri" w:cs="Calibri"/>
-          <w:color w:val="000000"/>
-          <w:lang w:val="en-US" w:eastAsia="zh-CN" w:bidi="hi-IN"/>
-          <w14:ligatures w14:val="none"/>
-        </w:rPr>
-        <w:t>these strange occurrences</w:t>
-      </w:r>
-      <w:r>
-        <w:rPr>
-          <w:rFonts w:ascii="Calibri" w:eastAsia="Calibri" w:hAnsi="Calibri" w:cs="Calibri"/>
-          <w:color w:val="000000"/>
-          <w:lang w:val="en-US" w:eastAsia="zh-CN" w:bidi="hi-IN"/>
-          <w14:ligatures w14:val="none"/>
-        </w:rPr>
-        <w:t xml:space="preserve"> would later be talked about in the newspaper and the regular’s tables in the village, people wondering</w:t>
-      </w:r>
-      <w:r>
-        <w:rPr>
-          <w:rFonts w:ascii="Calibri" w:eastAsia="Calibri" w:hAnsi="Calibri" w:cs="Calibri"/>
-          <w:color w:val="000000"/>
-          <w:lang w:val="en-US" w:eastAsia="zh-CN" w:bidi="hi-IN"/>
-          <w14:ligatures w14:val="none"/>
-        </w:rPr>
-        <w:t xml:space="preserve"> and pondering</w:t>
-      </w:r>
-      <w:r>
-        <w:rPr>
-          <w:rFonts w:ascii="Calibri" w:eastAsia="Calibri" w:hAnsi="Calibri" w:cs="Calibri"/>
-          <w:color w:val="000000"/>
-          <w:lang w:val="en-US" w:eastAsia="zh-CN" w:bidi="hi-IN"/>
-          <w14:ligatures w14:val="none"/>
-        </w:rPr>
-        <w:t xml:space="preserve"> over </w:t>
-      </w:r>
-      <w:r>
-        <w:rPr>
-          <w:rFonts w:ascii="Calibri" w:eastAsia="Calibri" w:hAnsi="Calibri" w:cs="Calibri"/>
-          <w:color w:val="000000"/>
-          <w:lang w:val="en-US" w:eastAsia="zh-CN" w:bidi="hi-IN"/>
-          <w14:ligatures w14:val="none"/>
-        </w:rPr>
-        <w:t>all</w:t>
-      </w:r>
-      <w:r>
-        <w:rPr>
-          <w:rFonts w:ascii="Calibri" w:eastAsia="Calibri" w:hAnsi="Calibri" w:cs="Calibri"/>
-          <w:color w:val="000000"/>
-          <w:lang w:val="en-US" w:eastAsia="zh-CN" w:bidi="hi-IN"/>
-          <w14:ligatures w14:val="none"/>
-        </w:rPr>
-        <w:t xml:space="preserve"> those life defining events happening at the same place and time, displaying a perfect circle of life and death in its whole.</w:t>
+        <w:t>happening at the same place and time, displaying a perfect circle of life and death in its whole.</w:t>
       </w:r>
       <w:r>
         <w:rPr>

--- a/Buch Bayrische Nächte/Buch 7.docx
+++ b/Buch Bayrische Nächte/Buch 7.docx
@@ -637,25 +637,160 @@
           <w:lang w:val="en-US" w:eastAsia="zh-CN" w:bidi="hi-IN"/>
           <w14:ligatures w14:val="none"/>
         </w:rPr>
-        <w:t xml:space="preserve"> they sometimes mused it could be even stronger. But what was the difference, anyway? They had finished with the ritual days ago, binding their souls to the Watch, giving it power to work again.</w:t>
-      </w:r>
-      <w:r>
-        <w:rPr>
-          <w:rFonts w:ascii="Calibri" w:eastAsia="Calibri" w:hAnsi="Calibri" w:cs="Calibri"/>
-          <w:color w:val="000000"/>
-          <w:lang w:val="en-US" w:eastAsia="zh-CN" w:bidi="hi-IN"/>
-          <w14:ligatures w14:val="none"/>
-        </w:rPr>
-        <w:t xml:space="preserve"> They could not stray from it, or their bodies would be a husk, no soul to guide it.</w:t>
-      </w:r>
-      <w:r>
-        <w:rPr>
-          <w:rFonts w:ascii="Calibri" w:eastAsia="Calibri" w:hAnsi="Calibri" w:cs="Calibri"/>
-          <w:color w:val="000000"/>
-          <w:lang w:val="en-US" w:eastAsia="zh-CN" w:bidi="hi-IN"/>
-          <w14:ligatures w14:val="none"/>
-        </w:rPr>
-        <w:t xml:space="preserve"> Souls still had that magic, could still be used, but their power was waning. As was their strength, their bodies slowly giving up. It was time.</w:t>
+        <w:t xml:space="preserve"> they sometimes mused it could be even stronger. But what was the difference, anyway? They had finished with the ritual days ago, binding</w:t>
+      </w:r>
+      <w:r>
+        <w:rPr>
+          <w:rFonts w:ascii="Calibri" w:eastAsia="Calibri" w:hAnsi="Calibri" w:cs="Calibri"/>
+          <w:color w:val="000000"/>
+          <w:lang w:val="en-US" w:eastAsia="zh-CN" w:bidi="hi-IN"/>
+          <w14:ligatures w14:val="none"/>
+        </w:rPr>
+        <w:t xml:space="preserve"> half of their</w:t>
+      </w:r>
+      <w:r>
+        <w:rPr>
+          <w:rFonts w:ascii="Calibri" w:eastAsia="Calibri" w:hAnsi="Calibri" w:cs="Calibri"/>
+          <w:color w:val="000000"/>
+          <w:lang w:val="en-US" w:eastAsia="zh-CN" w:bidi="hi-IN"/>
+          <w14:ligatures w14:val="none"/>
+        </w:rPr>
+        <w:t xml:space="preserve"> </w:t>
+      </w:r>
+      <w:r>
+        <w:rPr>
+          <w:rFonts w:ascii="Calibri" w:eastAsia="Calibri" w:hAnsi="Calibri" w:cs="Calibri"/>
+          <w:color w:val="000000"/>
+          <w:lang w:val="en-US" w:eastAsia="zh-CN" w:bidi="hi-IN"/>
+          <w14:ligatures w14:val="none"/>
+        </w:rPr>
+        <w:t>Souls</w:t>
+      </w:r>
+      <w:r>
+        <w:rPr>
+          <w:rFonts w:ascii="Calibri" w:eastAsia="Calibri" w:hAnsi="Calibri" w:cs="Calibri"/>
+          <w:color w:val="000000"/>
+          <w:lang w:val="en-US" w:eastAsia="zh-CN" w:bidi="hi-IN"/>
+          <w14:ligatures w14:val="none"/>
+        </w:rPr>
+        <w:t xml:space="preserve"> to the Watch, giving it power to work again.</w:t>
+      </w:r>
+      <w:r>
+        <w:rPr>
+          <w:rFonts w:ascii="Calibri" w:eastAsia="Calibri" w:hAnsi="Calibri" w:cs="Calibri"/>
+          <w:color w:val="000000"/>
+          <w:lang w:val="en-US" w:eastAsia="zh-CN" w:bidi="hi-IN"/>
+          <w14:ligatures w14:val="none"/>
+        </w:rPr>
+        <w:t xml:space="preserve"> They could not stray from it, or their bodies would be a husk, </w:t>
+      </w:r>
+      <w:r>
+        <w:rPr>
+          <w:rFonts w:ascii="Calibri" w:eastAsia="Calibri" w:hAnsi="Calibri" w:cs="Calibri"/>
+          <w:color w:val="000000"/>
+          <w:lang w:val="en-US" w:eastAsia="zh-CN" w:bidi="hi-IN"/>
+          <w14:ligatures w14:val="none"/>
+        </w:rPr>
+        <w:t>their Soul sucked away, no control over them retained</w:t>
+      </w:r>
+      <w:r>
+        <w:rPr>
+          <w:rFonts w:ascii="Calibri" w:eastAsia="Calibri" w:hAnsi="Calibri" w:cs="Calibri"/>
+          <w:color w:val="000000"/>
+          <w:lang w:val="en-US" w:eastAsia="zh-CN" w:bidi="hi-IN"/>
+          <w14:ligatures w14:val="none"/>
+        </w:rPr>
+        <w:t>.</w:t>
+      </w:r>
+      <w:r>
+        <w:rPr>
+          <w:rFonts w:ascii="Calibri" w:eastAsia="Calibri" w:hAnsi="Calibri" w:cs="Calibri"/>
+          <w:color w:val="000000"/>
+          <w:lang w:val="en-US" w:eastAsia="zh-CN" w:bidi="hi-IN"/>
+          <w14:ligatures w14:val="none"/>
+        </w:rPr>
+        <w:t xml:space="preserve"> </w:t>
+      </w:r>
+      <w:r>
+        <w:rPr>
+          <w:rFonts w:ascii="Calibri" w:eastAsia="Calibri" w:hAnsi="Calibri" w:cs="Calibri"/>
+          <w:color w:val="EE0000"/>
+          <w:lang w:val="en-US" w:eastAsia="zh-CN" w:bidi="hi-IN"/>
+          <w14:ligatures w14:val="none"/>
+        </w:rPr>
+        <w:t>Hell</w:t>
+      </w:r>
+      <w:r>
+        <w:rPr>
+          <w:rFonts w:ascii="Calibri" w:eastAsia="Calibri" w:hAnsi="Calibri" w:cs="Calibri"/>
+          <w:color w:val="000000"/>
+          <w:lang w:val="en-US" w:eastAsia="zh-CN" w:bidi="hi-IN"/>
+          <w14:ligatures w14:val="none"/>
+        </w:rPr>
+        <w:t xml:space="preserve"> and its pains were no more, they would not be bound to that dreadful place yet again. Time there had almost torn them and their bond apart, but</w:t>
+      </w:r>
+      <w:r>
+        <w:rPr>
+          <w:rFonts w:ascii="Calibri" w:eastAsia="Calibri" w:hAnsi="Calibri" w:cs="Calibri"/>
+          <w:color w:val="000000"/>
+          <w:lang w:val="en-US" w:eastAsia="zh-CN" w:bidi="hi-IN"/>
+          <w14:ligatures w14:val="none"/>
+        </w:rPr>
+        <w:t xml:space="preserve"> </w:t>
+      </w:r>
+      <w:r>
+        <w:rPr>
+          <w:rFonts w:ascii="Calibri" w:eastAsia="Calibri" w:hAnsi="Calibri" w:cs="Calibri"/>
+          <w:color w:val="000000"/>
+          <w:lang w:val="en-US" w:eastAsia="zh-CN" w:bidi="hi-IN"/>
+          <w14:ligatures w14:val="none"/>
+        </w:rPr>
+        <w:t xml:space="preserve">they endured still. They just hoped that the world after this cycle was the same, not changed through actions, or </w:t>
+      </w:r>
+      <w:r>
+        <w:rPr>
+          <w:rFonts w:ascii="Calibri" w:eastAsia="Calibri" w:hAnsi="Calibri" w:cs="Calibri"/>
+          <w:color w:val="000000"/>
+          <w:lang w:val="en-US" w:eastAsia="zh-CN" w:bidi="hi-IN"/>
+          <w14:ligatures w14:val="none"/>
+        </w:rPr>
+        <w:t>in</w:t>
+      </w:r>
+      <w:r>
+        <w:rPr>
+          <w:rFonts w:ascii="Calibri" w:eastAsia="Calibri" w:hAnsi="Calibri" w:cs="Calibri"/>
+          <w:color w:val="000000"/>
+          <w:lang w:val="en-US" w:eastAsia="zh-CN" w:bidi="hi-IN"/>
+          <w14:ligatures w14:val="none"/>
+        </w:rPr>
+        <w:t>actions, taken by anyone that is no more</w:t>
+      </w:r>
+      <w:r>
+        <w:rPr>
+          <w:rFonts w:ascii="Calibri" w:eastAsia="Calibri" w:hAnsi="Calibri" w:cs="Calibri"/>
+          <w:color w:val="000000"/>
+          <w:lang w:val="en-US" w:eastAsia="zh-CN" w:bidi="hi-IN"/>
+          <w14:ligatures w14:val="none"/>
+        </w:rPr>
+        <w:t>, leaving behind a world vastly different from theirs</w:t>
+      </w:r>
+      <w:r>
+        <w:rPr>
+          <w:rFonts w:ascii="Calibri" w:eastAsia="Calibri" w:hAnsi="Calibri" w:cs="Calibri"/>
+          <w:color w:val="000000"/>
+          <w:lang w:val="en-US" w:eastAsia="zh-CN" w:bidi="hi-IN"/>
+          <w14:ligatures w14:val="none"/>
+        </w:rPr>
+        <w:t xml:space="preserve">. Their </w:t>
+      </w:r>
+      <w:r>
+        <w:rPr>
+          <w:rFonts w:ascii="Calibri" w:eastAsia="Calibri" w:hAnsi="Calibri" w:cs="Calibri"/>
+          <w:color w:val="000000"/>
+          <w:lang w:val="en-US" w:eastAsia="zh-CN" w:bidi="hi-IN"/>
+          <w14:ligatures w14:val="none"/>
+        </w:rPr>
+        <w:t>Souls still had that magic, could still be used, but their power was waning. As was their strength, their bodies slowly giving up. It was time.</w:t>
       </w:r>
     </w:p>
     <w:p>
@@ -811,7 +946,17 @@
           <w:lang w:val="en-US" w:eastAsia="zh-CN" w:bidi="hi-IN"/>
           <w14:ligatures w14:val="none"/>
         </w:rPr>
-        <w:t>the gate house, restored again and again by craftsmen to its original form. The town hall and small fields next to it, bees buzzing around flowers, sprouting about</w:t>
+        <w:t xml:space="preserve">the gate house, restored again and again by craftsmen to its original form. The town hall and small fields next to it, bees </w:t>
+      </w:r>
+      <w:r>
+        <w:rPr>
+          <w:rFonts w:ascii="Calibri" w:eastAsia="Calibri" w:hAnsi="Calibri" w:cs="Calibri"/>
+          <w:color w:val="000000"/>
+          <w:lang w:val="en-US" w:eastAsia="zh-CN" w:bidi="hi-IN"/>
+          <w14:ligatures w14:val="none"/>
+        </w:rPr>
+        <w:lastRenderedPageBreak/>
+        <w:t>buzzing around flowers, sprouting about</w:t>
       </w:r>
       <w:r>
         <w:rPr>
@@ -838,80 +983,61 @@
           <w:lang w:val="en-US" w:eastAsia="zh-CN" w:bidi="hi-IN"/>
           <w14:ligatures w14:val="none"/>
         </w:rPr>
-        <w:t xml:space="preserve"> old protestant church and its small doctors house beside it. Their parents were in there around this time, their mothers laboring to give birth to them. They would not interfere here, would not try to change anything if that even was possible. A ripple now could produce a storm that they would not want to start. They stopped before the doors of the house briefly,</w:t>
-      </w:r>
-      <w:r>
-        <w:rPr>
-          <w:rFonts w:ascii="Calibri" w:eastAsia="Calibri" w:hAnsi="Calibri" w:cs="Calibri"/>
-          <w:color w:val="000000"/>
-          <w:lang w:val="en-US" w:eastAsia="zh-CN" w:bidi="hi-IN"/>
-          <w14:ligatures w14:val="none"/>
-        </w:rPr>
-        <w:t xml:space="preserve"> standing in awe and </w:t>
-      </w:r>
-      <w:r>
-        <w:rPr>
-          <w:rFonts w:ascii="Calibri" w:eastAsia="Calibri" w:hAnsi="Calibri" w:cs="Calibri"/>
-          <w:color w:val="000000"/>
-          <w:lang w:val="en-US" w:eastAsia="zh-CN" w:bidi="hi-IN"/>
-          <w14:ligatures w14:val="none"/>
-        </w:rPr>
-        <w:lastRenderedPageBreak/>
-        <w:t>reverence.</w:t>
-      </w:r>
-      <w:r>
-        <w:rPr>
-          <w:rFonts w:ascii="Calibri" w:eastAsia="Calibri" w:hAnsi="Calibri" w:cs="Calibri"/>
-          <w:color w:val="000000"/>
-          <w:lang w:val="en-US" w:eastAsia="zh-CN" w:bidi="hi-IN"/>
-          <w14:ligatures w14:val="none"/>
-        </w:rPr>
-        <w:t xml:space="preserve"> </w:t>
-      </w:r>
-      <w:r>
-        <w:rPr>
-          <w:rFonts w:ascii="Calibri" w:eastAsia="Calibri" w:hAnsi="Calibri" w:cs="Calibri"/>
-          <w:color w:val="000000"/>
-          <w:lang w:val="en-US" w:eastAsia="zh-CN" w:bidi="hi-IN"/>
-          <w14:ligatures w14:val="none"/>
-        </w:rPr>
-        <w:t xml:space="preserve">After those moments </w:t>
-      </w:r>
-      <w:r>
-        <w:rPr>
-          <w:rFonts w:ascii="Calibri" w:eastAsia="Calibri" w:hAnsi="Calibri" w:cs="Calibri"/>
-          <w:color w:val="000000"/>
-          <w:lang w:val="en-US" w:eastAsia="zh-CN" w:bidi="hi-IN"/>
-          <w14:ligatures w14:val="none"/>
-        </w:rPr>
-        <w:t>they walked past the church, down to a small pond, ducks swimming in it, quacking softly, their newborns sitting on a tiny island in the middle, a small wooden house</w:t>
-      </w:r>
-      <w:r>
-        <w:rPr>
-          <w:rFonts w:ascii="Calibri" w:eastAsia="Calibri" w:hAnsi="Calibri" w:cs="Calibri"/>
-          <w:color w:val="000000"/>
-          <w:lang w:val="en-US" w:eastAsia="zh-CN" w:bidi="hi-IN"/>
-          <w14:ligatures w14:val="none"/>
-        </w:rPr>
-        <w:t xml:space="preserve"> on it as their refuge. They stood there for a time, hands intertwining, looks not breaking for what felt like lifetimes. Both felt a tuck on their hearts, their souls now far away, if it was only meters</w:t>
-      </w:r>
-      <w:r>
-        <w:rPr>
-          <w:rFonts w:ascii="Calibri" w:eastAsia="Calibri" w:hAnsi="Calibri" w:cs="Calibri"/>
-          <w:color w:val="000000"/>
-          <w:lang w:val="en-US" w:eastAsia="zh-CN" w:bidi="hi-IN"/>
-          <w14:ligatures w14:val="none"/>
-        </w:rPr>
-        <w:t>, but trying to free themselves from their flesh</w:t>
-      </w:r>
-      <w:r>
-        <w:rPr>
-          <w:rFonts w:ascii="Calibri" w:eastAsia="Calibri" w:hAnsi="Calibri" w:cs="Calibri"/>
-          <w:color w:val="000000"/>
-          <w:lang w:val="en-US" w:eastAsia="zh-CN" w:bidi="hi-IN"/>
-          <w14:ligatures w14:val="none"/>
-        </w:rPr>
-        <w:t>. They would be released from the Watch on time, finding their homes again in their original bodies as they would be born any second now. Church bells started to ring a familiar pattern, a wedding taking place right now just behind them, the vows now said and the bridal pair soon emerging. They started walking forward, gazes locked like their fingers, his right hand and her left, soon felling wetness around their ankles. Hearing sounds of people cheering, and babies crying, all around happiness and joy.</w:t>
+        <w:t xml:space="preserve"> old protestant church and its small doctors house beside it. Their parents were in there around t</w:t>
+      </w:r>
+      <w:r>
+        <w:rPr>
+          <w:rFonts w:ascii="Calibri" w:eastAsia="Calibri" w:hAnsi="Calibri" w:cs="Calibri"/>
+          <w:color w:val="000000"/>
+          <w:lang w:val="en-US" w:eastAsia="zh-CN" w:bidi="hi-IN"/>
+          <w14:ligatures w14:val="none"/>
+        </w:rPr>
+        <w:t>he other</w:t>
+      </w:r>
+      <w:r>
+        <w:rPr>
+          <w:rFonts w:ascii="Calibri" w:eastAsia="Calibri" w:hAnsi="Calibri" w:cs="Calibri"/>
+          <w:color w:val="000000"/>
+          <w:lang w:val="en-US" w:eastAsia="zh-CN" w:bidi="hi-IN"/>
+          <w14:ligatures w14:val="none"/>
+        </w:rPr>
+        <w:t xml:space="preserve"> time</w:t>
+      </w:r>
+      <w:r>
+        <w:rPr>
+          <w:rFonts w:ascii="Calibri" w:eastAsia="Calibri" w:hAnsi="Calibri" w:cs="Calibri"/>
+          <w:color w:val="000000"/>
+          <w:lang w:val="en-US" w:eastAsia="zh-CN" w:bidi="hi-IN"/>
+          <w14:ligatures w14:val="none"/>
+        </w:rPr>
+        <w:t>, so many years ago</w:t>
+      </w:r>
+      <w:r>
+        <w:rPr>
+          <w:rFonts w:ascii="Calibri" w:eastAsia="Calibri" w:hAnsi="Calibri" w:cs="Calibri"/>
+          <w:color w:val="000000"/>
+          <w:lang w:val="en-US" w:eastAsia="zh-CN" w:bidi="hi-IN"/>
+          <w14:ligatures w14:val="none"/>
+        </w:rPr>
+        <w:t>, their mothers laboring to give birth to them. They would not interfere here, would not try to change anything if that even was possible. A ripple now could produce a storm that they would not want to start</w:t>
+      </w:r>
+      <w:r>
+        <w:rPr>
+          <w:rFonts w:ascii="Calibri" w:eastAsia="Calibri" w:hAnsi="Calibri" w:cs="Calibri"/>
+          <w:color w:val="000000"/>
+          <w:lang w:val="en-US" w:eastAsia="zh-CN" w:bidi="hi-IN"/>
+          <w14:ligatures w14:val="none"/>
+        </w:rPr>
+        <w:t>, not in this last cycle, before time would flow freely</w:t>
+      </w:r>
+      <w:r>
+        <w:rPr>
+          <w:rFonts w:ascii="Calibri" w:eastAsia="Calibri" w:hAnsi="Calibri" w:cs="Calibri"/>
+          <w:color w:val="000000"/>
+          <w:lang w:val="en-US" w:eastAsia="zh-CN" w:bidi="hi-IN"/>
+          <w14:ligatures w14:val="none"/>
+        </w:rPr>
+        <w:t>.</w:t>
       </w:r>
     </w:p>
     <w:p>
@@ -950,223 +1076,115 @@
           <w:lang w:val="en-US" w:eastAsia="zh-CN" w:bidi="hi-IN"/>
           <w14:ligatures w14:val="none"/>
         </w:rPr>
-        <w:t>Maximilian’s father stepped out of the doctor’s house, his pipe in his mouth, sweat on his forehead. He leaned on one of the poles under the awning, taking deep breaths of tobacco, filling his lungs</w:t>
-      </w:r>
-      <w:r>
-        <w:rPr>
-          <w:rFonts w:ascii="Calibri" w:eastAsia="Calibri" w:hAnsi="Calibri" w:cs="Calibri"/>
-          <w:color w:val="000000"/>
-          <w:lang w:val="en-US" w:eastAsia="zh-CN" w:bidi="hi-IN"/>
-          <w14:ligatures w14:val="none"/>
-        </w:rPr>
-        <w:t>, watching the strung of people leaving the church, as a pair of black and white lead the procession onward</w:t>
-      </w:r>
-      <w:r>
-        <w:rPr>
-          <w:rFonts w:ascii="Calibri" w:eastAsia="Calibri" w:hAnsi="Calibri" w:cs="Calibri"/>
-          <w:color w:val="000000"/>
-          <w:lang w:val="en-US" w:eastAsia="zh-CN" w:bidi="hi-IN"/>
-          <w14:ligatures w14:val="none"/>
-        </w:rPr>
-        <w:t xml:space="preserve">. He was relieved at his wife giving birth without complications, her and the baby boy healthy and lively. </w:t>
-      </w:r>
-      <w:r>
-        <w:rPr>
-          <w:rFonts w:ascii="Calibri" w:eastAsia="Calibri" w:hAnsi="Calibri" w:cs="Calibri"/>
-          <w:color w:val="000000"/>
-          <w:lang w:val="en-US" w:eastAsia="zh-CN" w:bidi="hi-IN"/>
-          <w14:ligatures w14:val="none"/>
-        </w:rPr>
-        <w:t>Also,</w:t>
-      </w:r>
-      <w:r>
-        <w:rPr>
-          <w:rFonts w:ascii="Calibri" w:eastAsia="Calibri" w:hAnsi="Calibri" w:cs="Calibri"/>
-          <w:color w:val="000000"/>
-          <w:lang w:val="en-US" w:eastAsia="zh-CN" w:bidi="hi-IN"/>
-          <w14:ligatures w14:val="none"/>
-        </w:rPr>
-        <w:t xml:space="preserve"> the Landgraf’s next to them were done as well, a girl now born at almost the same time as their child. Truly an important occasion, maybe marking a special future for both of them. Then he saw the silvery gleam next to his shoe, a beautiful watch that he had stepped against</w:t>
-      </w:r>
-      <w:r>
-        <w:rPr>
-          <w:rFonts w:ascii="Calibri" w:eastAsia="Calibri" w:hAnsi="Calibri" w:cs="Calibri"/>
-          <w:color w:val="000000"/>
-          <w:lang w:val="en-US" w:eastAsia="zh-CN" w:bidi="hi-IN"/>
-          <w14:ligatures w14:val="none"/>
-        </w:rPr>
-        <w:t xml:space="preserve"> with a soft almost inaudible clink of metal</w:t>
-      </w:r>
-      <w:r>
-        <w:rPr>
-          <w:rFonts w:ascii="Calibri" w:eastAsia="Calibri" w:hAnsi="Calibri" w:cs="Calibri"/>
-          <w:color w:val="000000"/>
-          <w:lang w:val="en-US" w:eastAsia="zh-CN" w:bidi="hi-IN"/>
-          <w14:ligatures w14:val="none"/>
-        </w:rPr>
-        <w:t>. He picked it up full of wonder. Could someone have lost it here?</w:t>
-      </w:r>
-      <w:r>
-        <w:rPr>
-          <w:rFonts w:ascii="Calibri" w:eastAsia="Calibri" w:hAnsi="Calibri" w:cs="Calibri"/>
-          <w:color w:val="000000"/>
-          <w:lang w:val="en-US" w:eastAsia="zh-CN" w:bidi="hi-IN"/>
-          <w14:ligatures w14:val="none"/>
-        </w:rPr>
-        <w:t xml:space="preserve"> A wedding guest maybe?</w:t>
-      </w:r>
-      <w:r>
-        <w:rPr>
-          <w:rFonts w:ascii="Calibri" w:eastAsia="Calibri" w:hAnsi="Calibri" w:cs="Calibri"/>
-          <w:color w:val="000000"/>
-          <w:lang w:val="en-US" w:eastAsia="zh-CN" w:bidi="hi-IN"/>
-          <w14:ligatures w14:val="none"/>
-        </w:rPr>
-        <w:t xml:space="preserve"> He felt a strange pull to it, its cold</w:t>
-      </w:r>
-      <w:r>
-        <w:rPr>
-          <w:rFonts w:ascii="Calibri" w:eastAsia="Calibri" w:hAnsi="Calibri" w:cs="Calibri"/>
-          <w:color w:val="000000"/>
-          <w:lang w:val="en-US" w:eastAsia="zh-CN" w:bidi="hi-IN"/>
-          <w14:ligatures w14:val="none"/>
-        </w:rPr>
-        <w:t xml:space="preserve"> surface soothing his mood even more</w:t>
-      </w:r>
-      <w:r>
-        <w:rPr>
-          <w:rFonts w:ascii="Calibri" w:eastAsia="Calibri" w:hAnsi="Calibri" w:cs="Calibri"/>
-          <w:color w:val="000000"/>
-          <w:lang w:val="en-US" w:eastAsia="zh-CN" w:bidi="hi-IN"/>
-          <w14:ligatures w14:val="none"/>
-        </w:rPr>
-        <w:t>, its ticking rhythmic and hypnotizing, a metronome to anker one self</w:t>
-      </w:r>
-      <w:r>
-        <w:rPr>
-          <w:rFonts w:ascii="Calibri" w:eastAsia="Calibri" w:hAnsi="Calibri" w:cs="Calibri"/>
-          <w:color w:val="000000"/>
-          <w:lang w:val="en-US" w:eastAsia="zh-CN" w:bidi="hi-IN"/>
-          <w14:ligatures w14:val="none"/>
-        </w:rPr>
-        <w:t>. His father had been a clockmaker, but he had always lacked the skill, the calm</w:t>
-      </w:r>
-      <w:r>
-        <w:rPr>
-          <w:rFonts w:ascii="Calibri" w:eastAsia="Calibri" w:hAnsi="Calibri" w:cs="Calibri"/>
-          <w:color w:val="000000"/>
-          <w:lang w:val="en-US" w:eastAsia="zh-CN" w:bidi="hi-IN"/>
-          <w14:ligatures w14:val="none"/>
-        </w:rPr>
-        <w:t>ness</w:t>
-      </w:r>
-      <w:r>
-        <w:rPr>
-          <w:rFonts w:ascii="Calibri" w:eastAsia="Calibri" w:hAnsi="Calibri" w:cs="Calibri"/>
-          <w:color w:val="000000"/>
-          <w:lang w:val="en-US" w:eastAsia="zh-CN" w:bidi="hi-IN"/>
-          <w14:ligatures w14:val="none"/>
-        </w:rPr>
-        <w:t xml:space="preserve"> of mind, the ease of nimble fingers. But maybe it had been a sign from God, that it had appeared right here, right now. He put out his pipe, returning through the door to his wife, her child on her naked breast, resting after it had cried oh so </w:t>
-      </w:r>
-      <w:r>
-        <w:rPr>
-          <w:rFonts w:ascii="Calibri" w:eastAsia="Calibri" w:hAnsi="Calibri" w:cs="Calibri"/>
-          <w:color w:val="000000"/>
-          <w:lang w:val="en-US" w:eastAsia="zh-CN" w:bidi="hi-IN"/>
-          <w14:ligatures w14:val="none"/>
-        </w:rPr>
-        <w:t>loud</w:t>
-      </w:r>
-      <w:r>
-        <w:rPr>
-          <w:rFonts w:ascii="Calibri" w:eastAsia="Calibri" w:hAnsi="Calibri" w:cs="Calibri"/>
-          <w:color w:val="000000"/>
-          <w:lang w:val="en-US" w:eastAsia="zh-CN" w:bidi="hi-IN"/>
-          <w14:ligatures w14:val="none"/>
-        </w:rPr>
-        <w:t xml:space="preserve"> just minutes ago. What is that? She had asked, and he answered he did not know. But it had felt right. </w:t>
-      </w:r>
-      <w:r>
-        <w:rPr>
-          <w:rFonts w:ascii="Calibri" w:eastAsia="Calibri" w:hAnsi="Calibri" w:cs="Calibri"/>
-          <w:color w:val="000000"/>
-          <w:lang w:val="en-US" w:eastAsia="zh-CN" w:bidi="hi-IN"/>
-          <w14:ligatures w14:val="none"/>
-        </w:rPr>
-        <w:t>So,</w:t>
-      </w:r>
-      <w:r>
-        <w:rPr>
-          <w:rFonts w:ascii="Calibri" w:eastAsia="Calibri" w:hAnsi="Calibri" w:cs="Calibri"/>
-          <w:color w:val="000000"/>
-          <w:lang w:val="en-US" w:eastAsia="zh-CN" w:bidi="hi-IN"/>
-          <w14:ligatures w14:val="none"/>
-        </w:rPr>
-        <w:t xml:space="preserve"> he placed the watch in his son’s new cradle, its sheen blinding him for a second, as the sun shone on it, filling the room with a spectacle of light and shadow. Their son looked up to it, giggling with uneasy sounds but a face full of delight. Outside the wedding guests now slowly dispersed completely, silence returning to the yard</w:t>
-      </w:r>
-      <w:r>
-        <w:rPr>
-          <w:rFonts w:ascii="Calibri" w:eastAsia="Calibri" w:hAnsi="Calibri" w:cs="Calibri"/>
-          <w:color w:val="000000"/>
-          <w:lang w:val="en-US" w:eastAsia="zh-CN" w:bidi="hi-IN"/>
-          <w14:ligatures w14:val="none"/>
-        </w:rPr>
-        <w:t>, they all gathering at a tavern to celebrate</w:t>
-      </w:r>
-      <w:r>
-        <w:rPr>
-          <w:rFonts w:ascii="Calibri" w:eastAsia="Calibri" w:hAnsi="Calibri" w:cs="Calibri"/>
-          <w:color w:val="000000"/>
-          <w:lang w:val="en-US" w:eastAsia="zh-CN" w:bidi="hi-IN"/>
-          <w14:ligatures w14:val="none"/>
-        </w:rPr>
-        <w:t>.</w:t>
-      </w:r>
-      <w:r>
-        <w:rPr>
-          <w:rFonts w:ascii="Calibri" w:eastAsia="Calibri" w:hAnsi="Calibri" w:cs="Calibri"/>
-          <w:color w:val="000000"/>
-          <w:lang w:val="en-US" w:eastAsia="zh-CN" w:bidi="hi-IN"/>
-          <w14:ligatures w14:val="none"/>
-        </w:rPr>
-        <w:t xml:space="preserve"> The </w:t>
-      </w:r>
-      <w:r>
-        <w:rPr>
-          <w:rFonts w:ascii="Calibri" w:eastAsia="Calibri" w:hAnsi="Calibri" w:cs="Calibri"/>
-          <w:color w:val="000000"/>
-          <w:lang w:val="en-US" w:eastAsia="zh-CN" w:bidi="hi-IN"/>
-          <w14:ligatures w14:val="none"/>
-        </w:rPr>
-        <w:t>W</w:t>
-      </w:r>
-      <w:r>
-        <w:rPr>
-          <w:rFonts w:ascii="Calibri" w:eastAsia="Calibri" w:hAnsi="Calibri" w:cs="Calibri"/>
-          <w:color w:val="000000"/>
-          <w:lang w:val="en-US" w:eastAsia="zh-CN" w:bidi="hi-IN"/>
-          <w14:ligatures w14:val="none"/>
-        </w:rPr>
-        <w:t xml:space="preserve">atch </w:t>
-      </w:r>
-      <w:r>
-        <w:rPr>
-          <w:rFonts w:ascii="Calibri" w:eastAsia="Calibri" w:hAnsi="Calibri" w:cs="Calibri"/>
-          <w:color w:val="000000"/>
-          <w:lang w:val="en-US" w:eastAsia="zh-CN" w:bidi="hi-IN"/>
-          <w14:ligatures w14:val="none"/>
-        </w:rPr>
-        <w:t>would</w:t>
-      </w:r>
-      <w:r>
-        <w:rPr>
-          <w:rFonts w:ascii="Calibri" w:eastAsia="Calibri" w:hAnsi="Calibri" w:cs="Calibri"/>
-          <w:color w:val="000000"/>
-          <w:lang w:val="en-US" w:eastAsia="zh-CN" w:bidi="hi-IN"/>
-          <w14:ligatures w14:val="none"/>
-        </w:rPr>
-        <w:t xml:space="preserve"> never work again, the last time used to travel here and now, as its powers had run out over the last decades as it was no longer needed. Only for a very last journey.</w:t>
+        <w:t xml:space="preserve">And that it would, as soon as they activated the Watch for the last time, a cycle starting anew, but one without </w:t>
+      </w:r>
+      <w:r>
+        <w:rPr>
+          <w:rFonts w:ascii="Calibri" w:eastAsia="Calibri" w:hAnsi="Calibri" w:cs="Calibri"/>
+          <w:color w:val="000000"/>
+          <w:lang w:val="en-US" w:eastAsia="zh-CN" w:bidi="hi-IN"/>
+          <w14:ligatures w14:val="none"/>
+        </w:rPr>
+        <w:t>Naitro'Nai</w:t>
+      </w:r>
+      <w:r>
+        <w:rPr>
+          <w:rFonts w:ascii="Calibri" w:eastAsia="Calibri" w:hAnsi="Calibri" w:cs="Calibri"/>
+          <w:color w:val="000000"/>
+          <w:lang w:val="en-US" w:eastAsia="zh-CN" w:bidi="hi-IN"/>
+          <w14:ligatures w14:val="none"/>
+        </w:rPr>
+        <w:t xml:space="preserve">, one without his constant mingling, never ceasing thirst for power and revenge. Of that </w:t>
+      </w:r>
+      <w:r>
+        <w:rPr>
+          <w:rFonts w:ascii="Calibri" w:eastAsia="Calibri" w:hAnsi="Calibri" w:cs="Calibri"/>
+          <w:color w:val="000000"/>
+          <w:lang w:val="en-US" w:eastAsia="zh-CN" w:bidi="hi-IN"/>
+          <w14:ligatures w14:val="none"/>
+        </w:rPr>
+        <w:t>Omofy'Olrak</w:t>
+      </w:r>
+      <w:r>
+        <w:rPr>
+          <w:rFonts w:ascii="Calibri" w:eastAsia="Calibri" w:hAnsi="Calibri" w:cs="Calibri"/>
+          <w:color w:val="000000"/>
+          <w:lang w:val="en-US" w:eastAsia="zh-CN" w:bidi="hi-IN"/>
+          <w14:ligatures w14:val="none"/>
+        </w:rPr>
+        <w:t xml:space="preserve"> was sure, his plan, running long, on and on, starting and stopping, the world turning time and time again. The cycle, designed to keep Nai trapped as a contingency had almost backfired, letting him search for his splinters, colleting all of them even, but that only halted by the two true Souls that carried him around now. Inside the object he had created and bound, which had changed shapes and holders through all streams of time.</w:t>
+      </w:r>
+      <w:r>
+        <w:rPr>
+          <w:rFonts w:ascii="Calibri" w:eastAsia="Calibri" w:hAnsi="Calibri" w:cs="Calibri"/>
+          <w:color w:val="000000"/>
+          <w:lang w:val="en-US" w:eastAsia="zh-CN" w:bidi="hi-IN"/>
+          <w14:ligatures w14:val="none"/>
+        </w:rPr>
+        <w:t xml:space="preserve"> He had laid dormant for most of his time as bound Soul, a splinter even, just like Nai’s, watching, waiting, letting go. Almost, until those two remarkable humans had delivered a final cycle, the deciding one, ending Nai. If </w:t>
+      </w:r>
+      <w:r>
+        <w:rPr>
+          <w:rFonts w:ascii="Calibri" w:eastAsia="Calibri" w:hAnsi="Calibri" w:cs="Calibri"/>
+          <w:color w:val="000000"/>
+          <w:lang w:val="en-US" w:eastAsia="zh-CN" w:bidi="hi-IN"/>
+          <w14:ligatures w14:val="none"/>
+        </w:rPr>
+        <w:t>Omofy'Olrak</w:t>
+      </w:r>
+      <w:r>
+        <w:rPr>
+          <w:rFonts w:ascii="Calibri" w:eastAsia="Calibri" w:hAnsi="Calibri" w:cs="Calibri"/>
+          <w:color w:val="000000"/>
+          <w:lang w:val="en-US" w:eastAsia="zh-CN" w:bidi="hi-IN"/>
+          <w14:ligatures w14:val="none"/>
+        </w:rPr>
+        <w:t xml:space="preserve"> could feel anything in his state it would be relieve, most likely. But his thoughts could be called those only barely</w:t>
+      </w:r>
+      <w:r>
+        <w:rPr>
+          <w:rFonts w:ascii="Calibri" w:eastAsia="Calibri" w:hAnsi="Calibri" w:cs="Calibri"/>
+          <w:color w:val="000000"/>
+          <w:lang w:val="en-US" w:eastAsia="zh-CN" w:bidi="hi-IN"/>
+          <w14:ligatures w14:val="none"/>
+        </w:rPr>
+        <w:t>, they were drifting off, his self giving away everything on his way to… Where? Did it matter? If it meant piece, no more wakefulness in the face of endlessness, then he would be happy just to receive that. Happiness, that he could make out still, a warm tingle, like an ember, holding strong in the wind. It would give away soon, letting him move on. But not before he would show an act of kindness, with the last of his strength, to give those two Souls the sendoff they had dreamt about. He had felt their longing for each other while being bound to the Watch, next to him, their presence so profound, more than anything he had felt in the last and trillions of years. He would, himself infused with their Soul’s strength, create a bubble in time, fragile and short lived, just enough for them to spend the rest of their live in it. For he was sure, that the next cycle would be vastly different with Nai gone. He was act</w:t>
+      </w:r>
+      <w:r>
+        <w:rPr>
+          <w:rFonts w:ascii="Calibri" w:eastAsia="Calibri" w:hAnsi="Calibri" w:cs="Calibri"/>
+          <w:color w:val="000000"/>
+          <w:lang w:val="en-US" w:eastAsia="zh-CN" w:bidi="hi-IN"/>
+          <w14:ligatures w14:val="none"/>
+        </w:rPr>
+        <w:t>ing</w:t>
+      </w:r>
+      <w:r>
+        <w:rPr>
+          <w:rFonts w:ascii="Calibri" w:eastAsia="Calibri" w:hAnsi="Calibri" w:cs="Calibri"/>
+          <w:color w:val="000000"/>
+          <w:lang w:val="en-US" w:eastAsia="zh-CN" w:bidi="hi-IN"/>
+          <w14:ligatures w14:val="none"/>
+        </w:rPr>
+        <w:t xml:space="preserve"> so soon </w:t>
+      </w:r>
+      <w:r>
+        <w:rPr>
+          <w:rFonts w:ascii="Calibri" w:eastAsia="Calibri" w:hAnsi="Calibri" w:cs="Calibri"/>
+          <w:color w:val="000000"/>
+          <w:lang w:val="en-US" w:eastAsia="zh-CN" w:bidi="hi-IN"/>
+          <w14:ligatures w14:val="none"/>
+        </w:rPr>
+        <w:t xml:space="preserve">after he had been divided, </w:t>
+      </w:r>
+      <w:r>
+        <w:rPr>
+          <w:rFonts w:ascii="Calibri" w:eastAsia="Calibri" w:hAnsi="Calibri" w:cs="Calibri"/>
+          <w:color w:val="000000"/>
+          <w:lang w:val="en-US" w:eastAsia="zh-CN" w:bidi="hi-IN"/>
+          <w14:ligatures w14:val="none"/>
+        </w:rPr>
+        <w:t>and would have changed so much…</w:t>
       </w:r>
       <w:r>
         <w:rPr>
@@ -1176,6 +1194,51 @@
           <w14:ligatures w14:val="none"/>
         </w:rPr>
         <w:t xml:space="preserve"> </w:t>
+      </w:r>
+      <w:r>
+        <w:rPr>
+          <w:rFonts w:ascii="Calibri" w:eastAsia="Calibri" w:hAnsi="Calibri" w:cs="Calibri"/>
+          <w:color w:val="000000"/>
+          <w:lang w:val="en-US" w:eastAsia="zh-CN" w:bidi="hi-IN"/>
+          <w14:ligatures w14:val="none"/>
+        </w:rPr>
+        <w:t>Omofy'Olrak</w:t>
+      </w:r>
+      <w:r>
+        <w:rPr>
+          <w:rFonts w:ascii="Calibri" w:eastAsia="Calibri" w:hAnsi="Calibri" w:cs="Calibri"/>
+          <w:color w:val="000000"/>
+          <w:lang w:val="en-US" w:eastAsia="zh-CN" w:bidi="hi-IN"/>
+          <w14:ligatures w14:val="none"/>
+        </w:rPr>
+        <w:t xml:space="preserve"> tried to remember his own past, when he was just a simple man, not after he ascended to something other humans would call godhood. But he could not feel any sadness, his mind Soul not able to properly feel it, no remorse or despair either.</w:t>
+      </w:r>
+      <w:r>
+        <w:rPr>
+          <w:rFonts w:ascii="Calibri" w:eastAsia="Calibri" w:hAnsi="Calibri" w:cs="Calibri"/>
+          <w:color w:val="000000"/>
+          <w:lang w:val="en-US" w:eastAsia="zh-CN" w:bidi="hi-IN"/>
+          <w14:ligatures w14:val="none"/>
+        </w:rPr>
+        <w:t xml:space="preserve"> </w:t>
+      </w:r>
+      <w:r>
+        <w:rPr>
+          <w:rFonts w:ascii="Calibri" w:eastAsia="Calibri" w:hAnsi="Calibri" w:cs="Calibri"/>
+          <w:color w:val="000000"/>
+          <w:lang w:val="en-US" w:eastAsia="zh-CN" w:bidi="hi-IN"/>
+          <w14:ligatures w14:val="none"/>
+        </w:rPr>
+        <w:t xml:space="preserve">Only a form of, peace? That was wonderful, the best he could have hoped for after all this time, the endings he had seen, the ones he had imagined for himself. </w:t>
+      </w:r>
+      <w:r>
+        <w:rPr>
+          <w:rFonts w:ascii="Calibri" w:eastAsia="Calibri" w:hAnsi="Calibri" w:cs="Calibri"/>
+          <w:color w:val="000000"/>
+          <w:lang w:val="en-US" w:eastAsia="zh-CN" w:bidi="hi-IN"/>
+          <w14:ligatures w14:val="none"/>
+        </w:rPr>
+        <w:t>He felt their Souls linking, their time come to travel for a list time. And he would make sure they would reach their destination.</w:t>
       </w:r>
     </w:p>
     <w:p>
@@ -1214,70 +1277,79 @@
           <w:lang w:val="en-US" w:eastAsia="zh-CN" w:bidi="hi-IN"/>
           <w14:ligatures w14:val="none"/>
         </w:rPr>
-        <w:t xml:space="preserve">Just </w:t>
-      </w:r>
-      <w:r>
-        <w:rPr>
-          <w:rFonts w:ascii="Calibri" w:eastAsia="Calibri" w:hAnsi="Calibri" w:cs="Calibri"/>
-          <w:color w:val="000000"/>
-          <w:lang w:val="en-US" w:eastAsia="zh-CN" w:bidi="hi-IN"/>
-          <w14:ligatures w14:val="none"/>
-        </w:rPr>
-        <w:t xml:space="preserve">meters away in the pond two bodies were floating, one in brown leather, the other in a red dress. A family of ducks was swimming past them, not disturbing their strange peace, as they slowly turned, fingers still clutched together in a cold embrace, never letting go. All of </w:t>
-      </w:r>
-      <w:r>
-        <w:rPr>
-          <w:rFonts w:ascii="Calibri" w:eastAsia="Calibri" w:hAnsi="Calibri" w:cs="Calibri"/>
-          <w:color w:val="000000"/>
-          <w:lang w:val="en-US" w:eastAsia="zh-CN" w:bidi="hi-IN"/>
-          <w14:ligatures w14:val="none"/>
-        </w:rPr>
-        <w:t>these strange occurrences</w:t>
-      </w:r>
-      <w:r>
-        <w:rPr>
-          <w:rFonts w:ascii="Calibri" w:eastAsia="Calibri" w:hAnsi="Calibri" w:cs="Calibri"/>
-          <w:color w:val="000000"/>
-          <w:lang w:val="en-US" w:eastAsia="zh-CN" w:bidi="hi-IN"/>
-          <w14:ligatures w14:val="none"/>
-        </w:rPr>
-        <w:t xml:space="preserve"> would later be talked about in the newspaper and the regular’s tables in the village, people wondering</w:t>
-      </w:r>
-      <w:r>
-        <w:rPr>
-          <w:rFonts w:ascii="Calibri" w:eastAsia="Calibri" w:hAnsi="Calibri" w:cs="Calibri"/>
-          <w:color w:val="000000"/>
-          <w:lang w:val="en-US" w:eastAsia="zh-CN" w:bidi="hi-IN"/>
-          <w14:ligatures w14:val="none"/>
-        </w:rPr>
-        <w:t xml:space="preserve"> and pondering</w:t>
-      </w:r>
-      <w:r>
-        <w:rPr>
-          <w:rFonts w:ascii="Calibri" w:eastAsia="Calibri" w:hAnsi="Calibri" w:cs="Calibri"/>
-          <w:color w:val="000000"/>
-          <w:lang w:val="en-US" w:eastAsia="zh-CN" w:bidi="hi-IN"/>
-          <w14:ligatures w14:val="none"/>
-        </w:rPr>
-        <w:t xml:space="preserve"> over </w:t>
-      </w:r>
-      <w:r>
-        <w:rPr>
-          <w:rFonts w:ascii="Calibri" w:eastAsia="Calibri" w:hAnsi="Calibri" w:cs="Calibri"/>
-          <w:color w:val="000000"/>
-          <w:lang w:val="en-US" w:eastAsia="zh-CN" w:bidi="hi-IN"/>
-          <w14:ligatures w14:val="none"/>
-        </w:rPr>
-        <w:t>all</w:t>
-      </w:r>
-      <w:r>
-        <w:rPr>
-          <w:rFonts w:ascii="Calibri" w:eastAsia="Calibri" w:hAnsi="Calibri" w:cs="Calibri"/>
-          <w:color w:val="000000"/>
-          <w:lang w:val="en-US" w:eastAsia="zh-CN" w:bidi="hi-IN"/>
-          <w14:ligatures w14:val="none"/>
-        </w:rPr>
-        <w:t xml:space="preserve"> those life defining events </w:t>
+        <w:t>In the blink of an eye Janette and Maximilian were standing at the same place they were before, the church towering over them, the same houses around them. Albeit those were looking fresh and clean, leaves on the trees, summer in the air</w:t>
+      </w:r>
+      <w:r>
+        <w:rPr>
+          <w:rFonts w:ascii="Calibri" w:eastAsia="Calibri" w:hAnsi="Calibri" w:cs="Calibri"/>
+          <w:color w:val="000000"/>
+          <w:lang w:val="en-US" w:eastAsia="zh-CN" w:bidi="hi-IN"/>
+          <w14:ligatures w14:val="none"/>
+        </w:rPr>
+        <w:t>, warmth felt around them, a scent of joy</w:t>
+      </w:r>
+      <w:r>
+        <w:rPr>
+          <w:rFonts w:ascii="Calibri" w:eastAsia="Calibri" w:hAnsi="Calibri" w:cs="Calibri"/>
+          <w:color w:val="000000"/>
+          <w:lang w:val="en-US" w:eastAsia="zh-CN" w:bidi="hi-IN"/>
+          <w14:ligatures w14:val="none"/>
+        </w:rPr>
+        <w:t>. All they could see was somehow younger, many years, plastering</w:t>
+      </w:r>
+      <w:r>
+        <w:rPr>
+          <w:rFonts w:ascii="Calibri" w:eastAsia="Calibri" w:hAnsi="Calibri" w:cs="Calibri"/>
+          <w:color w:val="000000"/>
+          <w:lang w:val="en-US" w:eastAsia="zh-CN" w:bidi="hi-IN"/>
+          <w14:ligatures w14:val="none"/>
+        </w:rPr>
+        <w:t xml:space="preserve"> on the houses</w:t>
+      </w:r>
+      <w:r>
+        <w:rPr>
+          <w:rFonts w:ascii="Calibri" w:eastAsia="Calibri" w:hAnsi="Calibri" w:cs="Calibri"/>
+          <w:color w:val="000000"/>
+          <w:lang w:val="en-US" w:eastAsia="zh-CN" w:bidi="hi-IN"/>
+          <w14:ligatures w14:val="none"/>
+        </w:rPr>
+        <w:t xml:space="preserve"> just placed, no stones chipped</w:t>
+      </w:r>
+      <w:r>
+        <w:rPr>
+          <w:rFonts w:ascii="Calibri" w:eastAsia="Calibri" w:hAnsi="Calibri" w:cs="Calibri"/>
+          <w:color w:val="000000"/>
+          <w:lang w:val="en-US" w:eastAsia="zh-CN" w:bidi="hi-IN"/>
+          <w14:ligatures w14:val="none"/>
+        </w:rPr>
+        <w:t xml:space="preserve"> on the plaza</w:t>
+      </w:r>
+      <w:r>
+        <w:rPr>
+          <w:rFonts w:ascii="Calibri" w:eastAsia="Calibri" w:hAnsi="Calibri" w:cs="Calibri"/>
+          <w:color w:val="000000"/>
+          <w:lang w:val="en-US" w:eastAsia="zh-CN" w:bidi="hi-IN"/>
+          <w14:ligatures w14:val="none"/>
+        </w:rPr>
+        <w:t>, roofs clean</w:t>
+      </w:r>
+      <w:r>
+        <w:rPr>
+          <w:rFonts w:ascii="Calibri" w:eastAsia="Calibri" w:hAnsi="Calibri" w:cs="Calibri"/>
+          <w:color w:val="000000"/>
+          <w:lang w:val="en-US" w:eastAsia="zh-CN" w:bidi="hi-IN"/>
+          <w14:ligatures w14:val="none"/>
+        </w:rPr>
+        <w:t>, free of any dirt and msudge</w:t>
+      </w:r>
+      <w:r>
+        <w:rPr>
+          <w:rFonts w:ascii="Calibri" w:eastAsia="Calibri" w:hAnsi="Calibri" w:cs="Calibri"/>
+          <w:color w:val="000000"/>
+          <w:lang w:val="en-US" w:eastAsia="zh-CN" w:bidi="hi-IN"/>
+          <w14:ligatures w14:val="none"/>
+        </w:rPr>
+        <w:t xml:space="preserve">. They had </w:t>
       </w:r>
       <w:r>
         <w:rPr>
@@ -1287,34 +1359,142 @@
           <w14:ligatures w14:val="none"/>
         </w:rPr>
         <w:lastRenderedPageBreak/>
-        <w:t>happening at the same place and time, displaying a perfect circle of life and death in its whole.</w:t>
-      </w:r>
-      <w:r>
-        <w:rPr>
-          <w:rFonts w:ascii="Calibri" w:eastAsia="Calibri" w:hAnsi="Calibri" w:cs="Calibri"/>
-          <w:color w:val="000000"/>
-          <w:lang w:val="en-US" w:eastAsia="zh-CN" w:bidi="hi-IN"/>
-          <w14:ligatures w14:val="none"/>
-        </w:rPr>
-        <w:t xml:space="preserve"> Birth, love, death. All happening in an instant and </w:t>
-      </w:r>
-      <w:r>
-        <w:rPr>
-          <w:rFonts w:ascii="Calibri" w:eastAsia="Calibri" w:hAnsi="Calibri" w:cs="Calibri"/>
-          <w:color w:val="000000"/>
-          <w:lang w:val="en-US" w:eastAsia="zh-CN" w:bidi="hi-IN"/>
-          <w14:ligatures w14:val="none"/>
-        </w:rPr>
-        <w:t xml:space="preserve">simultaneously </w:t>
-      </w:r>
-      <w:r>
-        <w:rPr>
-          <w:rFonts w:ascii="Calibri" w:eastAsia="Calibri" w:hAnsi="Calibri" w:cs="Calibri"/>
-          <w:color w:val="000000"/>
-          <w:lang w:val="en-US" w:eastAsia="zh-CN" w:bidi="hi-IN"/>
-          <w14:ligatures w14:val="none"/>
-        </w:rPr>
-        <w:t xml:space="preserve">over a whole lifetime. </w:t>
+        <w:t xml:space="preserve">not gone anywhere, no torture, no despair, no hellish place. And this cycle was not different from any other, nothing had changed so far and their fate would not. They had made sure of that, researching and planning all the way up to this. </w:t>
+      </w:r>
+      <w:r>
+        <w:rPr>
+          <w:rFonts w:ascii="Calibri" w:eastAsia="Calibri" w:hAnsi="Calibri" w:cs="Calibri"/>
+          <w:color w:val="000000"/>
+          <w:lang w:val="en-US" w:eastAsia="zh-CN" w:bidi="hi-IN"/>
+          <w14:ligatures w14:val="none"/>
+        </w:rPr>
+        <w:t xml:space="preserve">They </w:t>
+      </w:r>
+      <w:r>
+        <w:rPr>
+          <w:rFonts w:ascii="Calibri" w:eastAsia="Calibri" w:hAnsi="Calibri" w:cs="Calibri"/>
+          <w:color w:val="000000"/>
+          <w:lang w:val="en-US" w:eastAsia="zh-CN" w:bidi="hi-IN"/>
+          <w14:ligatures w14:val="none"/>
+        </w:rPr>
+        <w:t>turned around, standing right</w:t>
+      </w:r>
+      <w:r>
+        <w:rPr>
+          <w:rFonts w:ascii="Calibri" w:eastAsia="Calibri" w:hAnsi="Calibri" w:cs="Calibri"/>
+          <w:color w:val="000000"/>
+          <w:lang w:val="en-US" w:eastAsia="zh-CN" w:bidi="hi-IN"/>
+          <w14:ligatures w14:val="none"/>
+        </w:rPr>
+        <w:t xml:space="preserve"> before the doors of the </w:t>
+      </w:r>
+      <w:r>
+        <w:rPr>
+          <w:rFonts w:ascii="Calibri" w:eastAsia="Calibri" w:hAnsi="Calibri" w:cs="Calibri"/>
+          <w:color w:val="000000"/>
+          <w:lang w:val="en-US" w:eastAsia="zh-CN" w:bidi="hi-IN"/>
+          <w14:ligatures w14:val="none"/>
+        </w:rPr>
+        <w:t xml:space="preserve">fateful </w:t>
+      </w:r>
+      <w:r>
+        <w:rPr>
+          <w:rFonts w:ascii="Calibri" w:eastAsia="Calibri" w:hAnsi="Calibri" w:cs="Calibri"/>
+          <w:color w:val="000000"/>
+          <w:lang w:val="en-US" w:eastAsia="zh-CN" w:bidi="hi-IN"/>
+          <w14:ligatures w14:val="none"/>
+        </w:rPr>
+        <w:t>house briefly,</w:t>
+      </w:r>
+      <w:r>
+        <w:rPr>
+          <w:rFonts w:ascii="Calibri" w:eastAsia="Calibri" w:hAnsi="Calibri" w:cs="Calibri"/>
+          <w:color w:val="000000"/>
+          <w:lang w:val="en-US" w:eastAsia="zh-CN" w:bidi="hi-IN"/>
+          <w14:ligatures w14:val="none"/>
+        </w:rPr>
+        <w:t xml:space="preserve"> standing in awe and reverence.</w:t>
+      </w:r>
+      <w:r>
+        <w:rPr>
+          <w:rFonts w:ascii="Calibri" w:eastAsia="Calibri" w:hAnsi="Calibri" w:cs="Calibri"/>
+          <w:color w:val="000000"/>
+          <w:lang w:val="en-US" w:eastAsia="zh-CN" w:bidi="hi-IN"/>
+          <w14:ligatures w14:val="none"/>
+        </w:rPr>
+        <w:t xml:space="preserve"> They had been born inside there, lives beginning, others ending.</w:t>
+      </w:r>
+      <w:r>
+        <w:rPr>
+          <w:rFonts w:ascii="Calibri" w:eastAsia="Calibri" w:hAnsi="Calibri" w:cs="Calibri"/>
+          <w:color w:val="000000"/>
+          <w:lang w:val="en-US" w:eastAsia="zh-CN" w:bidi="hi-IN"/>
+          <w14:ligatures w14:val="none"/>
+        </w:rPr>
+        <w:t xml:space="preserve"> </w:t>
+      </w:r>
+      <w:r>
+        <w:rPr>
+          <w:rFonts w:ascii="Calibri" w:eastAsia="Calibri" w:hAnsi="Calibri" w:cs="Calibri"/>
+          <w:color w:val="000000"/>
+          <w:lang w:val="en-US" w:eastAsia="zh-CN" w:bidi="hi-IN"/>
+          <w14:ligatures w14:val="none"/>
+        </w:rPr>
+        <w:t xml:space="preserve">After those moments </w:t>
+      </w:r>
+      <w:r>
+        <w:rPr>
+          <w:rFonts w:ascii="Calibri" w:eastAsia="Calibri" w:hAnsi="Calibri" w:cs="Calibri"/>
+          <w:color w:val="000000"/>
+          <w:lang w:val="en-US" w:eastAsia="zh-CN" w:bidi="hi-IN"/>
+          <w14:ligatures w14:val="none"/>
+        </w:rPr>
+        <w:t>they walked past the church, down to a small pond, ducks swimming in it, quacking softly, their newborns sitting on a tiny island in the middle, a small wooden house</w:t>
+      </w:r>
+      <w:r>
+        <w:rPr>
+          <w:rFonts w:ascii="Calibri" w:eastAsia="Calibri" w:hAnsi="Calibri" w:cs="Calibri"/>
+          <w:color w:val="000000"/>
+          <w:lang w:val="en-US" w:eastAsia="zh-CN" w:bidi="hi-IN"/>
+          <w14:ligatures w14:val="none"/>
+        </w:rPr>
+        <w:t xml:space="preserve"> on it as their refuge. They stood there for a time, hands intertwining, looks not breaking for what felt like lifetimes. Both felt a tuck on their hearts, their souls now far away, if it was only meters</w:t>
+      </w:r>
+      <w:r>
+        <w:rPr>
+          <w:rFonts w:ascii="Calibri" w:eastAsia="Calibri" w:hAnsi="Calibri" w:cs="Calibri"/>
+          <w:color w:val="000000"/>
+          <w:lang w:val="en-US" w:eastAsia="zh-CN" w:bidi="hi-IN"/>
+          <w14:ligatures w14:val="none"/>
+        </w:rPr>
+        <w:t>, but trying to free themselves from their flesh</w:t>
+      </w:r>
+      <w:r>
+        <w:rPr>
+          <w:rFonts w:ascii="Calibri" w:eastAsia="Calibri" w:hAnsi="Calibri" w:cs="Calibri"/>
+          <w:color w:val="000000"/>
+          <w:lang w:val="en-US" w:eastAsia="zh-CN" w:bidi="hi-IN"/>
+          <w14:ligatures w14:val="none"/>
+        </w:rPr>
+        <w:t>. They would be released from the Watch on time, finding their homes again in their original bodies as they would be born any second now. Church bells started to ring a familiar pattern, a wedding taking place right now just behind them, the vows now said and the bridal pair soon emerging. They started walking forward, gazes locked like their fingers, his right hand and her left, soon fe</w:t>
+      </w:r>
+      <w:r>
+        <w:rPr>
+          <w:rFonts w:ascii="Calibri" w:eastAsia="Calibri" w:hAnsi="Calibri" w:cs="Calibri"/>
+          <w:color w:val="000000"/>
+          <w:lang w:val="en-US" w:eastAsia="zh-CN" w:bidi="hi-IN"/>
+          <w14:ligatures w14:val="none"/>
+        </w:rPr>
+        <w:t>e</w:t>
+      </w:r>
+      <w:r>
+        <w:rPr>
+          <w:rFonts w:ascii="Calibri" w:eastAsia="Calibri" w:hAnsi="Calibri" w:cs="Calibri"/>
+          <w:color w:val="000000"/>
+          <w:lang w:val="en-US" w:eastAsia="zh-CN" w:bidi="hi-IN"/>
+          <w14:ligatures w14:val="none"/>
+        </w:rPr>
+        <w:t>ling wetness around their ankles. Hearing sounds of people cheering, and babies crying, all around happiness and joy.</w:t>
       </w:r>
     </w:p>
     <w:p>
@@ -1353,7 +1533,509 @@
           <w:lang w:val="en-US" w:eastAsia="zh-CN" w:bidi="hi-IN"/>
           <w14:ligatures w14:val="none"/>
         </w:rPr>
-        <w:t xml:space="preserve">What Janette and Maximilian would never recognize in person was what also happened on this day. Their souls never had been whole before. One half of each resting the Watch, the other in their bodies. They could not have felt it, for they never had the same control over souls as the Alexander, Friedrich or Marina had. All this time they thought they would need to do </w:t>
+        <w:t>Maximilian’s father stepped out of the doctor’s house, his pipe in his mouth, sweat on his forehead. He leaned on one of the poles under the awning, taking deep breaths of tobacco, filling his lungs</w:t>
+      </w:r>
+      <w:r>
+        <w:rPr>
+          <w:rFonts w:ascii="Calibri" w:eastAsia="Calibri" w:hAnsi="Calibri" w:cs="Calibri"/>
+          <w:color w:val="000000"/>
+          <w:lang w:val="en-US" w:eastAsia="zh-CN" w:bidi="hi-IN"/>
+          <w14:ligatures w14:val="none"/>
+        </w:rPr>
+        <w:t>, watching the strung of people leaving the church, as a pair of black and white lead the procession onward</w:t>
+      </w:r>
+      <w:r>
+        <w:rPr>
+          <w:rFonts w:ascii="Calibri" w:eastAsia="Calibri" w:hAnsi="Calibri" w:cs="Calibri"/>
+          <w:color w:val="000000"/>
+          <w:lang w:val="en-US" w:eastAsia="zh-CN" w:bidi="hi-IN"/>
+          <w14:ligatures w14:val="none"/>
+        </w:rPr>
+        <w:t xml:space="preserve">. He was relieved at his wife giving birth without complications, her and the baby boy healthy and lively. </w:t>
+      </w:r>
+      <w:r>
+        <w:rPr>
+          <w:rFonts w:ascii="Calibri" w:eastAsia="Calibri" w:hAnsi="Calibri" w:cs="Calibri"/>
+          <w:color w:val="000000"/>
+          <w:lang w:val="en-US" w:eastAsia="zh-CN" w:bidi="hi-IN"/>
+          <w14:ligatures w14:val="none"/>
+        </w:rPr>
+        <w:t>Also,</w:t>
+      </w:r>
+      <w:r>
+        <w:rPr>
+          <w:rFonts w:ascii="Calibri" w:eastAsia="Calibri" w:hAnsi="Calibri" w:cs="Calibri"/>
+          <w:color w:val="000000"/>
+          <w:lang w:val="en-US" w:eastAsia="zh-CN" w:bidi="hi-IN"/>
+          <w14:ligatures w14:val="none"/>
+        </w:rPr>
+        <w:t xml:space="preserve"> the Landgraf’s next to them were done as well, a girl now born at almost the same time as their child. Truly an important occasion, maybe marking a special future for both of them.</w:t>
+      </w:r>
+      <w:r>
+        <w:rPr>
+          <w:rFonts w:ascii="Calibri" w:eastAsia="Calibri" w:hAnsi="Calibri" w:cs="Calibri"/>
+          <w:color w:val="000000"/>
+          <w:lang w:val="en-US" w:eastAsia="zh-CN" w:bidi="hi-IN"/>
+          <w14:ligatures w14:val="none"/>
+        </w:rPr>
+        <w:t xml:space="preserve"> You never knew what the future held.</w:t>
+      </w:r>
+      <w:r>
+        <w:rPr>
+          <w:rFonts w:ascii="Calibri" w:eastAsia="Calibri" w:hAnsi="Calibri" w:cs="Calibri"/>
+          <w:color w:val="000000"/>
+          <w:lang w:val="en-US" w:eastAsia="zh-CN" w:bidi="hi-IN"/>
+          <w14:ligatures w14:val="none"/>
+        </w:rPr>
+        <w:t xml:space="preserve"> </w:t>
+      </w:r>
+      <w:r>
+        <w:rPr>
+          <w:rFonts w:ascii="Calibri" w:eastAsia="Calibri" w:hAnsi="Calibri" w:cs="Calibri"/>
+          <w:color w:val="000000"/>
+          <w:lang w:val="en-US" w:eastAsia="zh-CN" w:bidi="hi-IN"/>
+          <w14:ligatures w14:val="none"/>
+        </w:rPr>
+        <w:t>He led his left leg dangle, relaxation making itself known throughout his body, a start to something new, exciting! Then he felt a thud against his foot, looking down,</w:t>
+      </w:r>
+      <w:r>
+        <w:rPr>
+          <w:rFonts w:ascii="Calibri" w:eastAsia="Calibri" w:hAnsi="Calibri" w:cs="Calibri"/>
+          <w:color w:val="000000"/>
+          <w:lang w:val="en-US" w:eastAsia="zh-CN" w:bidi="hi-IN"/>
+          <w14:ligatures w14:val="none"/>
+        </w:rPr>
+        <w:t xml:space="preserve"> he saw the silvery gleam next to his shoe, a beautiful watch that he had stepped against</w:t>
+      </w:r>
+      <w:r>
+        <w:rPr>
+          <w:rFonts w:ascii="Calibri" w:eastAsia="Calibri" w:hAnsi="Calibri" w:cs="Calibri"/>
+          <w:color w:val="000000"/>
+          <w:lang w:val="en-US" w:eastAsia="zh-CN" w:bidi="hi-IN"/>
+          <w14:ligatures w14:val="none"/>
+        </w:rPr>
+        <w:t xml:space="preserve"> with a soft almost inaudible clink of metal</w:t>
+      </w:r>
+      <w:r>
+        <w:rPr>
+          <w:rFonts w:ascii="Calibri" w:eastAsia="Calibri" w:hAnsi="Calibri" w:cs="Calibri"/>
+          <w:color w:val="000000"/>
+          <w:lang w:val="en-US" w:eastAsia="zh-CN" w:bidi="hi-IN"/>
+          <w14:ligatures w14:val="none"/>
+        </w:rPr>
+        <w:t>. He picked it up full of wonder. Could someone have lost it here?</w:t>
+      </w:r>
+      <w:r>
+        <w:rPr>
+          <w:rFonts w:ascii="Calibri" w:eastAsia="Calibri" w:hAnsi="Calibri" w:cs="Calibri"/>
+          <w:color w:val="000000"/>
+          <w:lang w:val="en-US" w:eastAsia="zh-CN" w:bidi="hi-IN"/>
+          <w14:ligatures w14:val="none"/>
+        </w:rPr>
+        <w:t xml:space="preserve"> A wedding guest maybe?</w:t>
+      </w:r>
+      <w:r>
+        <w:rPr>
+          <w:rFonts w:ascii="Calibri" w:eastAsia="Calibri" w:hAnsi="Calibri" w:cs="Calibri"/>
+          <w:color w:val="000000"/>
+          <w:lang w:val="en-US" w:eastAsia="zh-CN" w:bidi="hi-IN"/>
+          <w14:ligatures w14:val="none"/>
+        </w:rPr>
+        <w:t xml:space="preserve"> He felt a strange pull to it, its cold</w:t>
+      </w:r>
+      <w:r>
+        <w:rPr>
+          <w:rFonts w:ascii="Calibri" w:eastAsia="Calibri" w:hAnsi="Calibri" w:cs="Calibri"/>
+          <w:color w:val="000000"/>
+          <w:lang w:val="en-US" w:eastAsia="zh-CN" w:bidi="hi-IN"/>
+          <w14:ligatures w14:val="none"/>
+        </w:rPr>
+        <w:t xml:space="preserve"> surface soothing his mood even more</w:t>
+      </w:r>
+      <w:r>
+        <w:rPr>
+          <w:rFonts w:ascii="Calibri" w:eastAsia="Calibri" w:hAnsi="Calibri" w:cs="Calibri"/>
+          <w:color w:val="000000"/>
+          <w:lang w:val="en-US" w:eastAsia="zh-CN" w:bidi="hi-IN"/>
+          <w14:ligatures w14:val="none"/>
+        </w:rPr>
+        <w:t>, its ticking rhythmic and hypnotizing, a metronome to anker one self</w:t>
+      </w:r>
+      <w:r>
+        <w:rPr>
+          <w:rFonts w:ascii="Calibri" w:eastAsia="Calibri" w:hAnsi="Calibri" w:cs="Calibri"/>
+          <w:color w:val="000000"/>
+          <w:lang w:val="en-US" w:eastAsia="zh-CN" w:bidi="hi-IN"/>
+          <w14:ligatures w14:val="none"/>
+        </w:rPr>
+        <w:t>. His father had been a clockmaker, but he had always lacked the skill, the calm</w:t>
+      </w:r>
+      <w:r>
+        <w:rPr>
+          <w:rFonts w:ascii="Calibri" w:eastAsia="Calibri" w:hAnsi="Calibri" w:cs="Calibri"/>
+          <w:color w:val="000000"/>
+          <w:lang w:val="en-US" w:eastAsia="zh-CN" w:bidi="hi-IN"/>
+          <w14:ligatures w14:val="none"/>
+        </w:rPr>
+        <w:t>ness</w:t>
+      </w:r>
+      <w:r>
+        <w:rPr>
+          <w:rFonts w:ascii="Calibri" w:eastAsia="Calibri" w:hAnsi="Calibri" w:cs="Calibri"/>
+          <w:color w:val="000000"/>
+          <w:lang w:val="en-US" w:eastAsia="zh-CN" w:bidi="hi-IN"/>
+          <w14:ligatures w14:val="none"/>
+        </w:rPr>
+        <w:t xml:space="preserve"> of mind, the ease of nimble fingers. But maybe it had been a sign from God, that it had appeared right here, right now. He put out his pipe, returning through the door to his wife, her child on her naked breast, resting after it had cried oh so </w:t>
+      </w:r>
+      <w:r>
+        <w:rPr>
+          <w:rFonts w:ascii="Calibri" w:eastAsia="Calibri" w:hAnsi="Calibri" w:cs="Calibri"/>
+          <w:color w:val="000000"/>
+          <w:lang w:val="en-US" w:eastAsia="zh-CN" w:bidi="hi-IN"/>
+          <w14:ligatures w14:val="none"/>
+        </w:rPr>
+        <w:t>loud</w:t>
+      </w:r>
+      <w:r>
+        <w:rPr>
+          <w:rFonts w:ascii="Calibri" w:eastAsia="Calibri" w:hAnsi="Calibri" w:cs="Calibri"/>
+          <w:color w:val="000000"/>
+          <w:lang w:val="en-US" w:eastAsia="zh-CN" w:bidi="hi-IN"/>
+          <w14:ligatures w14:val="none"/>
+        </w:rPr>
+        <w:t xml:space="preserve"> just minutes ago. What is that? She had asked, and he answered he did not know. But it had felt right. </w:t>
+      </w:r>
+      <w:r>
+        <w:rPr>
+          <w:rFonts w:ascii="Calibri" w:eastAsia="Calibri" w:hAnsi="Calibri" w:cs="Calibri"/>
+          <w:color w:val="000000"/>
+          <w:lang w:val="en-US" w:eastAsia="zh-CN" w:bidi="hi-IN"/>
+          <w14:ligatures w14:val="none"/>
+        </w:rPr>
+        <w:t>So,</w:t>
+      </w:r>
+      <w:r>
+        <w:rPr>
+          <w:rFonts w:ascii="Calibri" w:eastAsia="Calibri" w:hAnsi="Calibri" w:cs="Calibri"/>
+          <w:color w:val="000000"/>
+          <w:lang w:val="en-US" w:eastAsia="zh-CN" w:bidi="hi-IN"/>
+          <w14:ligatures w14:val="none"/>
+        </w:rPr>
+        <w:t xml:space="preserve"> he placed the watch in his son’s new cradle, its sheen blinding him for a second, as the sun shone on it, filling the room with a spectacle of light and shadow. Their son looked up to it, giggling with uneasy sounds but a face full of delight. Outside the wedding guests now slowly dispersed completely, silence returning to the yard</w:t>
+      </w:r>
+      <w:r>
+        <w:rPr>
+          <w:rFonts w:ascii="Calibri" w:eastAsia="Calibri" w:hAnsi="Calibri" w:cs="Calibri"/>
+          <w:color w:val="000000"/>
+          <w:lang w:val="en-US" w:eastAsia="zh-CN" w:bidi="hi-IN"/>
+          <w14:ligatures w14:val="none"/>
+        </w:rPr>
+        <w:t>, they all gathering at a tavern to celebrate</w:t>
+      </w:r>
+      <w:r>
+        <w:rPr>
+          <w:rFonts w:ascii="Calibri" w:eastAsia="Calibri" w:hAnsi="Calibri" w:cs="Calibri"/>
+          <w:color w:val="000000"/>
+          <w:lang w:val="en-US" w:eastAsia="zh-CN" w:bidi="hi-IN"/>
+          <w14:ligatures w14:val="none"/>
+        </w:rPr>
+        <w:t>.</w:t>
+      </w:r>
+      <w:r>
+        <w:rPr>
+          <w:rFonts w:ascii="Calibri" w:eastAsia="Calibri" w:hAnsi="Calibri" w:cs="Calibri"/>
+          <w:color w:val="000000"/>
+          <w:lang w:val="en-US" w:eastAsia="zh-CN" w:bidi="hi-IN"/>
+          <w14:ligatures w14:val="none"/>
+        </w:rPr>
+        <w:t xml:space="preserve"> The </w:t>
+      </w:r>
+      <w:r>
+        <w:rPr>
+          <w:rFonts w:ascii="Calibri" w:eastAsia="Calibri" w:hAnsi="Calibri" w:cs="Calibri"/>
+          <w:color w:val="000000"/>
+          <w:lang w:val="en-US" w:eastAsia="zh-CN" w:bidi="hi-IN"/>
+          <w14:ligatures w14:val="none"/>
+        </w:rPr>
+        <w:t>W</w:t>
+      </w:r>
+      <w:r>
+        <w:rPr>
+          <w:rFonts w:ascii="Calibri" w:eastAsia="Calibri" w:hAnsi="Calibri" w:cs="Calibri"/>
+          <w:color w:val="000000"/>
+          <w:lang w:val="en-US" w:eastAsia="zh-CN" w:bidi="hi-IN"/>
+          <w14:ligatures w14:val="none"/>
+        </w:rPr>
+        <w:t xml:space="preserve">atch </w:t>
+      </w:r>
+      <w:r>
+        <w:rPr>
+          <w:rFonts w:ascii="Calibri" w:eastAsia="Calibri" w:hAnsi="Calibri" w:cs="Calibri"/>
+          <w:color w:val="000000"/>
+          <w:lang w:val="en-US" w:eastAsia="zh-CN" w:bidi="hi-IN"/>
+          <w14:ligatures w14:val="none"/>
+        </w:rPr>
+        <w:t>would</w:t>
+      </w:r>
+      <w:r>
+        <w:rPr>
+          <w:rFonts w:ascii="Calibri" w:eastAsia="Calibri" w:hAnsi="Calibri" w:cs="Calibri"/>
+          <w:color w:val="000000"/>
+          <w:lang w:val="en-US" w:eastAsia="zh-CN" w:bidi="hi-IN"/>
+          <w14:ligatures w14:val="none"/>
+        </w:rPr>
+        <w:t xml:space="preserve"> never work again, the last time used to travel here and now, as its powers had run out over the last decades as it was no longer needed. Only for a very last </w:t>
+      </w:r>
+      <w:r>
+        <w:rPr>
+          <w:rFonts w:ascii="Calibri" w:eastAsia="Calibri" w:hAnsi="Calibri" w:cs="Calibri"/>
+          <w:color w:val="000000"/>
+          <w:lang w:val="en-US" w:eastAsia="zh-CN" w:bidi="hi-IN"/>
+          <w14:ligatures w14:val="none"/>
+        </w:rPr>
+        <w:lastRenderedPageBreak/>
+        <w:t>journey.</w:t>
+      </w:r>
+      <w:r>
+        <w:rPr>
+          <w:rFonts w:ascii="Calibri" w:eastAsia="Calibri" w:hAnsi="Calibri" w:cs="Calibri"/>
+          <w:color w:val="000000"/>
+          <w:lang w:val="en-US" w:eastAsia="zh-CN" w:bidi="hi-IN"/>
+          <w14:ligatures w14:val="none"/>
+        </w:rPr>
+        <w:t xml:space="preserve"> </w:t>
+      </w:r>
+      <w:r>
+        <w:rPr>
+          <w:rFonts w:ascii="Calibri" w:eastAsia="Calibri" w:hAnsi="Calibri" w:cs="Calibri"/>
+          <w:color w:val="000000"/>
+          <w:lang w:val="en-US" w:eastAsia="zh-CN" w:bidi="hi-IN"/>
+          <w14:ligatures w14:val="none"/>
+        </w:rPr>
+        <w:t xml:space="preserve">His </w:t>
+      </w:r>
+      <w:r>
+        <w:rPr>
+          <w:rFonts w:ascii="Calibri" w:eastAsia="Calibri" w:hAnsi="Calibri" w:cs="Calibri"/>
+          <w:color w:val="000000"/>
+          <w:lang w:val="en-US" w:eastAsia="zh-CN" w:bidi="hi-IN"/>
+          <w14:ligatures w14:val="none"/>
+        </w:rPr>
+        <w:t>j</w:t>
+      </w:r>
+      <w:r>
+        <w:rPr>
+          <w:rFonts w:ascii="Calibri" w:eastAsia="Calibri" w:hAnsi="Calibri" w:cs="Calibri"/>
+          <w:color w:val="000000"/>
+          <w:lang w:val="en-US" w:eastAsia="zh-CN" w:bidi="hi-IN"/>
+          <w14:ligatures w14:val="none"/>
+        </w:rPr>
+        <w:t>ourney, no over.</w:t>
+      </w:r>
+    </w:p>
+    <w:p>
+      <w:pPr>
+        <w:widowControl w:val="0"/>
+        <w:suppressAutoHyphens/>
+        <w:spacing w:after="0" w:line="300" w:lineRule="auto"/>
+        <w:ind w:firstLine="709"/>
+        <w:jc w:val="both"/>
+        <w:rPr>
+          <w:rFonts w:ascii="Calibri" w:eastAsia="Calibri" w:hAnsi="Calibri" w:cs="Calibri"/>
+          <w:color w:val="000000"/>
+          <w:lang w:val="en-US" w:eastAsia="zh-CN" w:bidi="hi-IN"/>
+          <w14:ligatures w14:val="none"/>
+        </w:rPr>
+      </w:pPr>
+    </w:p>
+    <w:p>
+      <w:pPr>
+        <w:widowControl w:val="0"/>
+        <w:suppressAutoHyphens/>
+        <w:spacing w:after="0" w:line="300" w:lineRule="auto"/>
+        <w:ind w:firstLine="709"/>
+        <w:jc w:val="both"/>
+        <w:rPr>
+          <w:rFonts w:ascii="Calibri" w:eastAsia="Calibri" w:hAnsi="Calibri" w:cs="Calibri"/>
+          <w:color w:val="000000"/>
+          <w:lang w:val="en-US" w:eastAsia="zh-CN" w:bidi="hi-IN"/>
+          <w14:ligatures w14:val="none"/>
+        </w:rPr>
+      </w:pPr>
+      <w:r>
+        <w:rPr>
+          <w:rFonts w:ascii="Calibri" w:eastAsia="Calibri" w:hAnsi="Calibri" w:cs="Calibri"/>
+          <w:color w:val="000000"/>
+          <w:lang w:val="en-US" w:eastAsia="zh-CN" w:bidi="hi-IN"/>
+          <w14:ligatures w14:val="none"/>
+        </w:rPr>
+        <w:t xml:space="preserve">Just </w:t>
+      </w:r>
+      <w:r>
+        <w:rPr>
+          <w:rFonts w:ascii="Calibri" w:eastAsia="Calibri" w:hAnsi="Calibri" w:cs="Calibri"/>
+          <w:color w:val="000000"/>
+          <w:lang w:val="en-US" w:eastAsia="zh-CN" w:bidi="hi-IN"/>
+          <w14:ligatures w14:val="none"/>
+        </w:rPr>
+        <w:t xml:space="preserve">meters away in the pond two bodies were floating, one in brown leather, the other in a red dress. A family of ducks was swimming past them, not disturbing their strange peace, as they slowly turned, fingers still clutched together in a cold embrace, never letting go. All of </w:t>
+      </w:r>
+      <w:r>
+        <w:rPr>
+          <w:rFonts w:ascii="Calibri" w:eastAsia="Calibri" w:hAnsi="Calibri" w:cs="Calibri"/>
+          <w:color w:val="000000"/>
+          <w:lang w:val="en-US" w:eastAsia="zh-CN" w:bidi="hi-IN"/>
+          <w14:ligatures w14:val="none"/>
+        </w:rPr>
+        <w:t>these strange occurrences</w:t>
+      </w:r>
+      <w:r>
+        <w:rPr>
+          <w:rFonts w:ascii="Calibri" w:eastAsia="Calibri" w:hAnsi="Calibri" w:cs="Calibri"/>
+          <w:color w:val="000000"/>
+          <w:lang w:val="en-US" w:eastAsia="zh-CN" w:bidi="hi-IN"/>
+          <w14:ligatures w14:val="none"/>
+        </w:rPr>
+        <w:t xml:space="preserve"> would later be talked about in the newspaper and the regular’s tables in the village, people wondering</w:t>
+      </w:r>
+      <w:r>
+        <w:rPr>
+          <w:rFonts w:ascii="Calibri" w:eastAsia="Calibri" w:hAnsi="Calibri" w:cs="Calibri"/>
+          <w:color w:val="000000"/>
+          <w:lang w:val="en-US" w:eastAsia="zh-CN" w:bidi="hi-IN"/>
+          <w14:ligatures w14:val="none"/>
+        </w:rPr>
+        <w:t xml:space="preserve"> and pondering</w:t>
+      </w:r>
+      <w:r>
+        <w:rPr>
+          <w:rFonts w:ascii="Calibri" w:eastAsia="Calibri" w:hAnsi="Calibri" w:cs="Calibri"/>
+          <w:color w:val="000000"/>
+          <w:lang w:val="en-US" w:eastAsia="zh-CN" w:bidi="hi-IN"/>
+          <w14:ligatures w14:val="none"/>
+        </w:rPr>
+        <w:t xml:space="preserve"> over </w:t>
+      </w:r>
+      <w:r>
+        <w:rPr>
+          <w:rFonts w:ascii="Calibri" w:eastAsia="Calibri" w:hAnsi="Calibri" w:cs="Calibri"/>
+          <w:color w:val="000000"/>
+          <w:lang w:val="en-US" w:eastAsia="zh-CN" w:bidi="hi-IN"/>
+          <w14:ligatures w14:val="none"/>
+        </w:rPr>
+        <w:t>all</w:t>
+      </w:r>
+      <w:r>
+        <w:rPr>
+          <w:rFonts w:ascii="Calibri" w:eastAsia="Calibri" w:hAnsi="Calibri" w:cs="Calibri"/>
+          <w:color w:val="000000"/>
+          <w:lang w:val="en-US" w:eastAsia="zh-CN" w:bidi="hi-IN"/>
+          <w14:ligatures w14:val="none"/>
+        </w:rPr>
+        <w:t xml:space="preserve"> those life defining events happening at the same place and time, displaying a perfect circle of life and death in its whole.</w:t>
+      </w:r>
+      <w:r>
+        <w:rPr>
+          <w:rFonts w:ascii="Calibri" w:eastAsia="Calibri" w:hAnsi="Calibri" w:cs="Calibri"/>
+          <w:color w:val="000000"/>
+          <w:lang w:val="en-US" w:eastAsia="zh-CN" w:bidi="hi-IN"/>
+          <w14:ligatures w14:val="none"/>
+        </w:rPr>
+        <w:t xml:space="preserve"> Birth, love, death. All happening in an instant and </w:t>
+      </w:r>
+      <w:r>
+        <w:rPr>
+          <w:rFonts w:ascii="Calibri" w:eastAsia="Calibri" w:hAnsi="Calibri" w:cs="Calibri"/>
+          <w:color w:val="000000"/>
+          <w:lang w:val="en-US" w:eastAsia="zh-CN" w:bidi="hi-IN"/>
+          <w14:ligatures w14:val="none"/>
+        </w:rPr>
+        <w:t xml:space="preserve">simultaneously </w:t>
+      </w:r>
+      <w:r>
+        <w:rPr>
+          <w:rFonts w:ascii="Calibri" w:eastAsia="Calibri" w:hAnsi="Calibri" w:cs="Calibri"/>
+          <w:color w:val="000000"/>
+          <w:lang w:val="en-US" w:eastAsia="zh-CN" w:bidi="hi-IN"/>
+          <w14:ligatures w14:val="none"/>
+        </w:rPr>
+        <w:t xml:space="preserve">over a whole lifetime. </w:t>
+      </w:r>
+    </w:p>
+    <w:p>
+      <w:pPr>
+        <w:widowControl w:val="0"/>
+        <w:suppressAutoHyphens/>
+        <w:spacing w:after="0" w:line="300" w:lineRule="auto"/>
+        <w:ind w:firstLine="709"/>
+        <w:jc w:val="both"/>
+        <w:rPr>
+          <w:rFonts w:ascii="Calibri" w:eastAsia="Calibri" w:hAnsi="Calibri" w:cs="Calibri"/>
+          <w:color w:val="000000"/>
+          <w:lang w:val="en-US" w:eastAsia="zh-CN" w:bidi="hi-IN"/>
+          <w14:ligatures w14:val="none"/>
+        </w:rPr>
+      </w:pPr>
+    </w:p>
+    <w:p>
+      <w:pPr>
+        <w:widowControl w:val="0"/>
+        <w:suppressAutoHyphens/>
+        <w:spacing w:after="0" w:line="300" w:lineRule="auto"/>
+        <w:ind w:firstLine="709"/>
+        <w:jc w:val="both"/>
+        <w:rPr>
+          <w:rFonts w:ascii="Calibri" w:eastAsia="Calibri" w:hAnsi="Calibri" w:cs="Calibri"/>
+          <w:color w:val="000000"/>
+          <w:lang w:val="en-US" w:eastAsia="zh-CN" w:bidi="hi-IN"/>
+          <w14:ligatures w14:val="none"/>
+        </w:rPr>
+      </w:pPr>
+      <w:r>
+        <w:rPr>
+          <w:rFonts w:ascii="Calibri" w:eastAsia="Calibri" w:hAnsi="Calibri" w:cs="Calibri"/>
+          <w:color w:val="000000"/>
+          <w:lang w:val="en-US" w:eastAsia="zh-CN" w:bidi="hi-IN"/>
+          <w14:ligatures w14:val="none"/>
+        </w:rPr>
+        <w:t xml:space="preserve">What Janette and Maximilian would never recognize in person was what also happened on this day. Their souls never had been whole before. One half of each resting </w:t>
+      </w:r>
+      <w:r>
+        <w:rPr>
+          <w:rFonts w:ascii="Calibri" w:eastAsia="Calibri" w:hAnsi="Calibri" w:cs="Calibri"/>
+          <w:color w:val="000000"/>
+          <w:lang w:val="en-US" w:eastAsia="zh-CN" w:bidi="hi-IN"/>
+          <w14:ligatures w14:val="none"/>
+        </w:rPr>
+        <w:t xml:space="preserve">with </w:t>
+      </w:r>
+      <w:r>
+        <w:rPr>
+          <w:rFonts w:ascii="Calibri" w:eastAsia="Calibri" w:hAnsi="Calibri" w:cs="Calibri"/>
+          <w:color w:val="000000"/>
+          <w:lang w:val="en-US" w:eastAsia="zh-CN" w:bidi="hi-IN"/>
+          <w14:ligatures w14:val="none"/>
+        </w:rPr>
+        <w:t xml:space="preserve">the Watch, the other in their bodies. They could not have felt it, for they never had the same control over </w:t>
+      </w:r>
+      <w:r>
+        <w:rPr>
+          <w:rFonts w:ascii="Calibri" w:eastAsia="Calibri" w:hAnsi="Calibri" w:cs="Calibri"/>
+          <w:color w:val="000000"/>
+          <w:lang w:val="en-US" w:eastAsia="zh-CN" w:bidi="hi-IN"/>
+          <w14:ligatures w14:val="none"/>
+        </w:rPr>
+        <w:t>S</w:t>
+      </w:r>
+      <w:r>
+        <w:rPr>
+          <w:rFonts w:ascii="Calibri" w:eastAsia="Calibri" w:hAnsi="Calibri" w:cs="Calibri"/>
+          <w:color w:val="000000"/>
+          <w:lang w:val="en-US" w:eastAsia="zh-CN" w:bidi="hi-IN"/>
+          <w14:ligatures w14:val="none"/>
+        </w:rPr>
+        <w:t xml:space="preserve">ouls as the Alexander, Friedrich or Marina had. All this time they thought they would need to do </w:t>
       </w:r>
       <w:r>
         <w:rPr>
@@ -1371,7 +2053,43 @@
           <w:lang w:val="en-US" w:eastAsia="zh-CN" w:bidi="hi-IN"/>
           <w14:ligatures w14:val="none"/>
         </w:rPr>
-        <w:t>this to be together, to never be apart in the chaos. But inadvertently they had mended their broken souls. For the other half, the one they had not known about, had been freed from the Watch all those years ago, what they had thought was a single strong soul, that had ascended with the others, finding their originals again. In truth their souls had been intertwined for all this time,</w:t>
+        <w:t xml:space="preserve">this to be together, to never be apart in the chaos. But inadvertently they had mended their broken souls. For the other half, the one they had not known about, had been freed from the Watch all those years ago, what they had thought was a single strong </w:t>
+      </w:r>
+      <w:r>
+        <w:rPr>
+          <w:rFonts w:ascii="Calibri" w:eastAsia="Calibri" w:hAnsi="Calibri" w:cs="Calibri"/>
+          <w:color w:val="000000"/>
+          <w:lang w:val="en-US" w:eastAsia="zh-CN" w:bidi="hi-IN"/>
+          <w14:ligatures w14:val="none"/>
+        </w:rPr>
+        <w:t>S</w:t>
+      </w:r>
+      <w:r>
+        <w:rPr>
+          <w:rFonts w:ascii="Calibri" w:eastAsia="Calibri" w:hAnsi="Calibri" w:cs="Calibri"/>
+          <w:color w:val="000000"/>
+          <w:lang w:val="en-US" w:eastAsia="zh-CN" w:bidi="hi-IN"/>
+          <w14:ligatures w14:val="none"/>
+        </w:rPr>
+        <w:t xml:space="preserve">oul, that had ascended with the others, finding their originals again. In truth their </w:t>
+      </w:r>
+      <w:r>
+        <w:rPr>
+          <w:rFonts w:ascii="Calibri" w:eastAsia="Calibri" w:hAnsi="Calibri" w:cs="Calibri"/>
+          <w:color w:val="000000"/>
+          <w:lang w:val="en-US" w:eastAsia="zh-CN" w:bidi="hi-IN"/>
+          <w14:ligatures w14:val="none"/>
+        </w:rPr>
+        <w:t>S</w:t>
+      </w:r>
+      <w:r>
+        <w:rPr>
+          <w:rFonts w:ascii="Calibri" w:eastAsia="Calibri" w:hAnsi="Calibri" w:cs="Calibri"/>
+          <w:color w:val="000000"/>
+          <w:lang w:val="en-US" w:eastAsia="zh-CN" w:bidi="hi-IN"/>
+          <w14:ligatures w14:val="none"/>
+        </w:rPr>
+        <w:t>ouls had been intertwined for all this time,</w:t>
       </w:r>
       <w:r>
         <w:rPr>
@@ -1407,43 +2125,79 @@
           <w:lang w:val="en-US" w:eastAsia="zh-CN" w:bidi="hi-IN"/>
           <w14:ligatures w14:val="none"/>
         </w:rPr>
-        <w:t xml:space="preserve"> to merge again in their hosts when it was time, to be truly one again. But the other halve had </w:t>
-      </w:r>
-      <w:r>
-        <w:rPr>
-          <w:rFonts w:ascii="Calibri" w:eastAsia="Calibri" w:hAnsi="Calibri" w:cs="Calibri"/>
-          <w:color w:val="000000"/>
-          <w:lang w:val="en-US" w:eastAsia="zh-CN" w:bidi="hi-IN"/>
-          <w14:ligatures w14:val="none"/>
-        </w:rPr>
-        <w:t>always been missing</w:t>
-      </w:r>
-      <w:r>
-        <w:rPr>
-          <w:rFonts w:ascii="Calibri" w:eastAsia="Calibri" w:hAnsi="Calibri" w:cs="Calibri"/>
-          <w:color w:val="000000"/>
-          <w:lang w:val="en-US" w:eastAsia="zh-CN" w:bidi="hi-IN"/>
-          <w14:ligatures w14:val="none"/>
-        </w:rPr>
-        <w:t xml:space="preserve">, trapped in a body or the Watch. But now they had released their own part, the other flowing down from </w:t>
-      </w:r>
-      <w:r>
-        <w:rPr>
-          <w:rFonts w:ascii="Calibri" w:eastAsia="Calibri" w:hAnsi="Calibri" w:cs="Calibri"/>
-          <w:color w:val="000000"/>
-          <w:lang w:val="en-US" w:eastAsia="zh-CN" w:bidi="hi-IN"/>
-          <w14:ligatures w14:val="none"/>
-        </w:rPr>
-        <w:t>the</w:t>
-      </w:r>
-      <w:r>
-        <w:rPr>
-          <w:rFonts w:ascii="Calibri" w:eastAsia="Calibri" w:hAnsi="Calibri" w:cs="Calibri"/>
-          <w:color w:val="000000"/>
-          <w:lang w:val="en-US" w:eastAsia="zh-CN" w:bidi="hi-IN"/>
-          <w14:ligatures w14:val="none"/>
-        </w:rPr>
-        <w:t xml:space="preserve"> heavens, as they had died while they were born, their connected souls now resting again in different bodies, but still connected</w:t>
+        <w:t xml:space="preserve"> to merge again in their hosts when it was time, to be truly one again. </w:t>
+      </w:r>
+      <w:r>
+        <w:rPr>
+          <w:rFonts w:ascii="Calibri" w:eastAsia="Calibri" w:hAnsi="Calibri" w:cs="Calibri"/>
+          <w:color w:val="000000"/>
+          <w:lang w:val="en-US" w:eastAsia="zh-CN" w:bidi="hi-IN"/>
+          <w14:ligatures w14:val="none"/>
+        </w:rPr>
+        <w:t>They were now bound anew,</w:t>
+      </w:r>
+      <w:r>
+        <w:rPr>
+          <w:rFonts w:ascii="Calibri" w:eastAsia="Calibri" w:hAnsi="Calibri" w:cs="Calibri"/>
+          <w:color w:val="000000"/>
+          <w:lang w:val="en-US" w:eastAsia="zh-CN" w:bidi="hi-IN"/>
+          <w14:ligatures w14:val="none"/>
+        </w:rPr>
+        <w:t xml:space="preserve"> as </w:t>
+      </w:r>
+      <w:r>
+        <w:rPr>
+          <w:rFonts w:ascii="Calibri" w:eastAsia="Calibri" w:hAnsi="Calibri" w:cs="Calibri"/>
+          <w:color w:val="000000"/>
+          <w:lang w:val="en-US" w:eastAsia="zh-CN" w:bidi="hi-IN"/>
+          <w14:ligatures w14:val="none"/>
+        </w:rPr>
+        <w:t>Janette and Maximilian</w:t>
+      </w:r>
+      <w:r>
+        <w:rPr>
+          <w:rFonts w:ascii="Calibri" w:eastAsia="Calibri" w:hAnsi="Calibri" w:cs="Calibri"/>
+          <w:color w:val="000000"/>
+          <w:lang w:val="en-US" w:eastAsia="zh-CN" w:bidi="hi-IN"/>
+          <w14:ligatures w14:val="none"/>
+        </w:rPr>
+        <w:t xml:space="preserve"> had died while they were born,</w:t>
+      </w:r>
+      <w:r>
+        <w:rPr>
+          <w:rFonts w:ascii="Calibri" w:eastAsia="Calibri" w:hAnsi="Calibri" w:cs="Calibri"/>
+          <w:color w:val="000000"/>
+          <w:lang w:val="en-US" w:eastAsia="zh-CN" w:bidi="hi-IN"/>
+          <w14:ligatures w14:val="none"/>
+        </w:rPr>
+        <w:t xml:space="preserve"> </w:t>
+      </w:r>
+      <w:r>
+        <w:rPr>
+          <w:rFonts w:ascii="Calibri" w:eastAsia="Calibri" w:hAnsi="Calibri" w:cs="Calibri"/>
+          <w:color w:val="000000"/>
+          <w:lang w:val="en-US" w:eastAsia="zh-CN" w:bidi="hi-IN"/>
+          <w14:ligatures w14:val="none"/>
+        </w:rPr>
+        <w:t>simultaneously</w:t>
+      </w:r>
+      <w:r>
+        <w:rPr>
+          <w:rFonts w:ascii="Calibri" w:eastAsia="Calibri" w:hAnsi="Calibri" w:cs="Calibri"/>
+          <w:color w:val="000000"/>
+          <w:lang w:val="en-US" w:eastAsia="zh-CN" w:bidi="hi-IN"/>
+          <w14:ligatures w14:val="none"/>
+        </w:rPr>
+        <w:t>,</w:t>
+      </w:r>
+      <w:r>
+        <w:rPr>
+          <w:rFonts w:ascii="Calibri" w:eastAsia="Calibri" w:hAnsi="Calibri" w:cs="Calibri"/>
+          <w:color w:val="000000"/>
+          <w:lang w:val="en-US" w:eastAsia="zh-CN" w:bidi="hi-IN"/>
+          <w14:ligatures w14:val="none"/>
+        </w:rPr>
+        <w:t xml:space="preserve"> their connected souls now resting again in different bodies, but still connected</w:t>
       </w:r>
       <w:r>
         <w:rPr>
@@ -1506,7 +2260,43 @@
           <w:lang w:val="en-US" w:eastAsia="zh-CN" w:bidi="hi-IN"/>
           <w14:ligatures w14:val="none"/>
         </w:rPr>
-        <w:t xml:space="preserve"> But they would meet again, connected as they were, to never be apart. Where was not decided yet, when was not decided yet. But it did not matter. They did not need all those experiments, rituals, tinkering and praying. They only needed their love for each other, the force that will bind their souls together, unwavering, and unfaltering. </w:t>
+        <w:t xml:space="preserve"> But they would meet again, connected as they were, to never be apart. Where was not decided yet, when was not decided yet. But it did not matter. They did not need all those experiments, rituals, tinkering and praying. They only needed their love for each other, the force that w</w:t>
+      </w:r>
+      <w:r>
+        <w:rPr>
+          <w:rFonts w:ascii="Calibri" w:eastAsia="Calibri" w:hAnsi="Calibri" w:cs="Calibri"/>
+          <w:color w:val="000000"/>
+          <w:lang w:val="en-US" w:eastAsia="zh-CN" w:bidi="hi-IN"/>
+          <w14:ligatures w14:val="none"/>
+        </w:rPr>
+        <w:t>ould</w:t>
+      </w:r>
+      <w:r>
+        <w:rPr>
+          <w:rFonts w:ascii="Calibri" w:eastAsia="Calibri" w:hAnsi="Calibri" w:cs="Calibri"/>
+          <w:color w:val="000000"/>
+          <w:lang w:val="en-US" w:eastAsia="zh-CN" w:bidi="hi-IN"/>
+          <w14:ligatures w14:val="none"/>
+        </w:rPr>
+        <w:t xml:space="preserve"> bind their </w:t>
+      </w:r>
+      <w:r>
+        <w:rPr>
+          <w:rFonts w:ascii="Calibri" w:eastAsia="Calibri" w:hAnsi="Calibri" w:cs="Calibri"/>
+          <w:color w:val="000000"/>
+          <w:lang w:val="en-US" w:eastAsia="zh-CN" w:bidi="hi-IN"/>
+          <w14:ligatures w14:val="none"/>
+        </w:rPr>
+        <w:t>S</w:t>
+      </w:r>
+      <w:r>
+        <w:rPr>
+          <w:rFonts w:ascii="Calibri" w:eastAsia="Calibri" w:hAnsi="Calibri" w:cs="Calibri"/>
+          <w:color w:val="000000"/>
+          <w:lang w:val="en-US" w:eastAsia="zh-CN" w:bidi="hi-IN"/>
+          <w14:ligatures w14:val="none"/>
+        </w:rPr>
+        <w:t xml:space="preserve">ouls together, unwavering, and unfaltering. </w:t>
       </w:r>
     </w:p>
     <w:p>
